--- a/Documentation/Docs/JUMPY.docx
+++ b/Documentation/Docs/JUMPY.docx
@@ -1,5 +1,5 @@
 
-<file path=word\document.xml><?xml version="1.0" encoding="utf-8"?>
+<file path=word/document.xml><?xml version="1.0" encoding="utf-8"?>
 <w:document xmlns:mc="http://schemas.openxmlformats.org/markup-compatibility/2006" xmlns:o="urn:schemas-microsoft-com:office:office" xmlns:r="http://schemas.openxmlformats.org/officeDocument/2006/relationships" xmlns:m="http://schemas.openxmlformats.org/officeDocument/2006/math" xmlns:v="urn:schemas-microsoft-com:vml" xmlns:wp="http://schemas.openxmlformats.org/drawingml/2006/wordprocessingDrawing" xmlns:w10="urn:schemas-microsoft-com:office:word" xmlns:w="http://schemas.openxmlformats.org/wordprocessingml/2006/main" xmlns:wne="http://schemas.microsoft.com/office/word/2006/wordml" xmlns:sl="http://schemas.openxmlformats.org/schemaLibrary/2006/main" xmlns:a="http://schemas.openxmlformats.org/drawingml/2006/main" xmlns:pic="http://schemas.openxmlformats.org/drawingml/2006/picture" xmlns:c="http://schemas.openxmlformats.org/drawingml/2006/chart" xmlns:lc="http://schemas.openxmlformats.org/drawingml/2006/lockedCanvas" xmlns:dgm="http://schemas.openxmlformats.org/drawingml/2006/diagram" xmlns:wps="http://schemas.microsoft.com/office/word/2010/wordprocessingShape" xmlns:wpg="http://schemas.microsoft.com/office/word/2010/wordprocessingGroup" xmlns:w14="http://schemas.microsoft.com/office/word/2010/wordml" xmlns:w15="http://schemas.microsoft.com/office/word/2012/wordml" xmlns:w16="http://schemas.microsoft.com/office/word/2018/wordml" xmlns:w16cex="http://schemas.microsoft.com/office/word/2018/wordml/cex" xmlns:w16cid="http://schemas.microsoft.com/office/word/2016/wordml/cid" xmlns="http://schemas.microsoft.com/office/tasks/2019/documenttasks" xmlns:cr="http://schemas.microsoft.com/office/comments/2020/reactions">
   <w:body>
     <w:p>
@@ -107,12 +107,210 @@
               <wp:anchor allowOverlap="1" behindDoc="0" distB="0" distT="0" distL="0" distR="0" hidden="0" layoutInCell="1" locked="0" relativeHeight="0" simplePos="0">
                 <wp:simplePos x="0" y="0"/>
                 <wp:positionH relativeFrom="column">
-                  <wp:posOffset>1668015</wp:posOffset>
+                  <wp:posOffset>1685925</wp:posOffset>
                 </wp:positionH>
                 <wp:positionV relativeFrom="paragraph">
-                  <wp:posOffset>261846</wp:posOffset>
+                  <wp:posOffset>257175</wp:posOffset>
                 </wp:positionV>
-                <wp:extent cx="2607945" cy="12700"/>
+                <wp:extent cx="2617470" cy="22225"/>
+                <wp:effectExtent b="0" l="0" r="0" t="0"/>
+                <wp:wrapTopAndBottom distB="0" distT="0"/>
+                <wp:docPr id="2" name=""/>
+                <a:graphic>
+                  <a:graphicData uri="http://schemas.microsoft.com/office/word/2010/wordprocessingShape">
+                    <wps:wsp>
+                      <wps:cNvSpPr/>
+                      <wps:cNvPr id="3" name="Shape 3"/>
+                      <wps:spPr>
+                        <a:xfrm>
+                          <a:off x="4042028" y="3779365"/>
+                          <a:ext cx="2607945" cy="1270"/>
+                        </a:xfrm>
+                        <a:custGeom>
+                          <a:rect b="b" l="l" r="r" t="t"/>
+                          <a:pathLst>
+                            <a:path extrusionOk="0" h="120000" w="2607945">
+                              <a:moveTo>
+                                <a:pt x="0" y="0"/>
+                              </a:moveTo>
+                              <a:lnTo>
+                                <a:pt x="2607568" y="0"/>
+                              </a:lnTo>
+                            </a:path>
+                          </a:pathLst>
+                        </a:custGeom>
+                        <a:noFill/>
+                        <a:ln cap="flat" cmpd="sng" w="9525">
+                          <a:solidFill>
+                            <a:srgbClr val="000000"/>
+                          </a:solidFill>
+                          <a:prstDash val="solid"/>
+                          <a:round/>
+                          <a:headEnd len="sm" w="sm" type="none"/>
+                          <a:tailEnd len="sm" w="sm" type="none"/>
+                        </a:ln>
+                      </wps:spPr>
+                      <wps:bodyPr anchorCtr="0" anchor="ctr" bIns="91425" lIns="91425" spcFirstLastPara="1" rIns="91425" wrap="square" tIns="91425">
+                        <a:noAutofit/>
+                      </wps:bodyPr>
+                    </wps:wsp>
+                  </a:graphicData>
+                </a:graphic>
+              </wp:anchor>
+            </w:drawing>
+          </mc:Choice>
+          <mc:Fallback>
+            <w:drawing>
+              <wp:anchor allowOverlap="1" behindDoc="0" distB="0" distT="0" distL="0" distR="0" hidden="0" layoutInCell="1" locked="0" relativeHeight="0" simplePos="0">
+                <wp:simplePos x="0" y="0"/>
+                <wp:positionH relativeFrom="column">
+                  <wp:posOffset>1685925</wp:posOffset>
+                </wp:positionH>
+                <wp:positionV relativeFrom="paragraph">
+                  <wp:posOffset>257175</wp:posOffset>
+                </wp:positionV>
+                <wp:extent cx="2617470" cy="22225"/>
+                <wp:effectExtent b="0" l="0" r="0" t="0"/>
+                <wp:wrapTopAndBottom distB="0" distT="0"/>
+                <wp:docPr id="2" name="image5.png"/>
+                <a:graphic>
+                  <a:graphicData uri="http://schemas.openxmlformats.org/drawingml/2006/picture">
+                    <pic:pic>
+                      <pic:nvPicPr>
+                        <pic:cNvPr id="0" name="image5.png"/>
+                        <pic:cNvPicPr preferRelativeResize="0"/>
+                      </pic:nvPicPr>
+                      <pic:blipFill>
+                        <a:blip r:embed="rId7"/>
+                        <a:srcRect/>
+                        <a:stretch>
+                          <a:fillRect/>
+                        </a:stretch>
+                      </pic:blipFill>
+                      <pic:spPr>
+                        <a:xfrm>
+                          <a:off x="0" y="0"/>
+                          <a:ext cx="2617470" cy="22225"/>
+                        </a:xfrm>
+                        <a:prstGeom prst="rect"/>
+                        <a:ln/>
+                      </pic:spPr>
+                    </pic:pic>
+                  </a:graphicData>
+                </a:graphic>
+              </wp:anchor>
+            </w:drawing>
+          </mc:Fallback>
+        </mc:AlternateContent>
+      </w:r>
+    </w:p>
+    <w:p>
+      <w:pPr>
+        <w:rPr>
+          <w:rFonts w:ascii="Century Gothic" w:cs="Century Gothic" w:eastAsia="Century Gothic" w:hAnsi="Century Gothic"/>
+          <w:sz w:val="24"/>
+          <w:szCs w:val="24"/>
+        </w:rPr>
+      </w:pPr>
+      <w:r>
+        <w:rPr>
+          <w:rtl w:val="0"/>
+        </w:rPr>
+      </w:r>
+    </w:p>
+    <w:p>
+      <w:pPr>
+        <w:widowControl w:val="0"/>
+        <w:ind w:left="270" w:firstLine="0"/>
+        <w:jc w:val="center"/>
+        <w:rPr>
+          <w:rFonts w:ascii="Century Gothic" w:cs="Century Gothic" w:eastAsia="Century Gothic" w:hAnsi="Century Gothic"/>
+          <w:sz w:val="24"/>
+          <w:szCs w:val="24"/>
+        </w:rPr>
+      </w:pPr>
+      <w:r>
+        <w:rPr>
+          <w:rFonts w:ascii="Century Gothic" w:cs="Century Gothic" w:eastAsia="Century Gothic" w:hAnsi="Century Gothic"/>
+          <w:sz w:val="24"/>
+          <w:szCs w:val="24"/>
+          <w:rtl w:val="0"/>
+        </w:rPr>
+        <w:t xml:space="preserve">Under the Supervision of</w:t>
+      </w:r>
+    </w:p>
+    <w:p>
+      <w:pPr>
+        <w:widowControl w:val="0"/>
+        <w:spacing w:before="75" w:lineRule="auto"/>
+        <w:rPr>
+          <w:rFonts w:ascii="Century Gothic" w:cs="Century Gothic" w:eastAsia="Century Gothic" w:hAnsi="Century Gothic"/>
+          <w:sz w:val="24"/>
+          <w:szCs w:val="24"/>
+        </w:rPr>
+      </w:pPr>
+      <w:r>
+        <w:rPr>
+          <w:rtl w:val="0"/>
+        </w:rPr>
+      </w:r>
+    </w:p>
+    <w:p>
+      <w:pPr>
+        <w:spacing w:after="160" w:line="259" w:lineRule="auto"/>
+        <w:ind w:left="270" w:right="1" w:firstLine="0"/>
+        <w:jc w:val="center"/>
+        <w:rPr>
+          <w:rFonts w:ascii="Century Gothic" w:cs="Century Gothic" w:eastAsia="Century Gothic" w:hAnsi="Century Gothic"/>
+          <w:b w:val="1"/>
+          <w:bCs w:val="1"/>
+          <w:sz w:val="24"/>
+          <w:szCs w:val="24"/>
+        </w:rPr>
+      </w:pPr>
+      <w:r>
+        <w:rPr>
+          <w:rFonts w:ascii="Century Gothic" w:cs="Century Gothic" w:eastAsia="Century Gothic" w:hAnsi="Century Gothic"/>
+          <w:b w:val="1"/>
+          <w:bCs w:val="1"/>
+          <w:sz w:val="24"/>
+          <w:szCs w:val="24"/>
+          <w:rtl w:val="0"/>
+        </w:rPr>
+        <w:t xml:space="preserve">Engr. Elsa S. Pascual</w:t>
+      </w:r>
+    </w:p>
+    <w:p>
+      <w:pPr>
+        <w:spacing w:after="160" w:line="259" w:lineRule="auto"/>
+        <w:ind w:left="360" w:right="1" w:firstLine="0"/>
+        <w:jc w:val="center"/>
+        <w:rPr>
+          <w:rFonts w:ascii="Century Gothic" w:cs="Century Gothic" w:eastAsia="Century Gothic" w:hAnsi="Century Gothic"/>
+          <w:b w:val="1"/>
+          <w:bCs w:val="1"/>
+          <w:sz w:val="24"/>
+          <w:szCs w:val="24"/>
+        </w:rPr>
+      </w:pPr>
+      <w:r>
+        <w:rPr>
+          <w:rtl w:val="0"/>
+        </w:rPr>
+      </w:r>
+      <w:r>
+        <mc:AlternateContent>
+          <mc:Choice Requires="wpg">
+            <w:drawing>
+              <wp:anchor allowOverlap="1" behindDoc="0" distB="0" distT="0" distL="0" distR="0" hidden="0" layoutInCell="1" locked="0" relativeHeight="0" simplePos="0">
+                <wp:simplePos x="0" y="0"/>
+                <wp:positionH relativeFrom="column">
+                  <wp:posOffset>1685925</wp:posOffset>
+                </wp:positionH>
+                <wp:positionV relativeFrom="paragraph">
+                  <wp:posOffset>228600</wp:posOffset>
+                </wp:positionV>
+                <wp:extent cx="2617470" cy="22225"/>
                 <wp:effectExtent b="0" l="0" r="0" t="0"/>
                 <wp:wrapTopAndBottom distB="0" distT="0"/>
                 <wp:docPr id="1" name=""/>
@@ -164,24 +362,24 @@
               <wp:anchor allowOverlap="1" behindDoc="0" distB="0" distT="0" distL="0" distR="0" hidden="0" layoutInCell="1" locked="0" relativeHeight="0" simplePos="0">
                 <wp:simplePos x="0" y="0"/>
                 <wp:positionH relativeFrom="column">
-                  <wp:posOffset>1668015</wp:posOffset>
+                  <wp:posOffset>1685925</wp:posOffset>
                 </wp:positionH>
                 <wp:positionV relativeFrom="paragraph">
-                  <wp:posOffset>261846</wp:posOffset>
+                  <wp:posOffset>228600</wp:posOffset>
                 </wp:positionV>
-                <wp:extent cx="2607945" cy="12700"/>
+                <wp:extent cx="2617470" cy="22225"/>
                 <wp:effectExtent b="0" l="0" r="0" t="0"/>
                 <wp:wrapTopAndBottom distB="0" distT="0"/>
-                <wp:docPr id="1" name="image3.png"/>
+                <wp:docPr id="1" name="image4.png"/>
                 <a:graphic>
                   <a:graphicData uri="http://schemas.openxmlformats.org/drawingml/2006/picture">
                     <pic:pic>
                       <pic:nvPicPr>
-                        <pic:cNvPr id="0" name="image3.png"/>
+                        <pic:cNvPr id="0" name="image4.png"/>
                         <pic:cNvPicPr preferRelativeResize="0"/>
                       </pic:nvPicPr>
                       <pic:blipFill>
-                        <a:blip r:embed="rId6"/>
+                        <a:blip r:embed="rId7"/>
                         <a:srcRect/>
                         <a:stretch>
                           <a:fillRect/>
@@ -190,7 +388,7 @@
                       <pic:spPr>
                         <a:xfrm>
                           <a:off x="0" y="0"/>
-                          <a:ext cx="2607945" cy="12700"/>
+                          <a:ext cx="2617470" cy="22225"/>
                         </a:xfrm>
                         <a:prstGeom prst="rect"/>
                         <a:ln/>
@@ -206,105 +404,80 @@
     </w:p>
     <w:p>
       <w:pPr>
-        <w:rPr>
-          <w:rFonts w:ascii="Century Gothic" w:cs="Century Gothic" w:eastAsia="Century Gothic" w:hAnsi="Century Gothic"/>
-          <w:sz w:val="24"/>
-          <w:szCs w:val="24"/>
-        </w:rPr>
-      </w:pPr>
-      <w:r>
-        <w:rPr>
-          <w:rtl w:val="0"/>
-        </w:rPr>
-      </w:r>
-    </w:p>
-    <w:p>
-      <w:pPr>
-        <w:rPr>
-          <w:rFonts w:ascii="Century Gothic" w:cs="Century Gothic" w:eastAsia="Century Gothic" w:hAnsi="Century Gothic"/>
-          <w:sz w:val="24"/>
-          <w:szCs w:val="24"/>
-        </w:rPr>
-      </w:pPr>
-      <w:r>
-        <w:rPr>
-          <w:rtl w:val="0"/>
-        </w:rPr>
-      </w:r>
-    </w:p>
-    <w:p>
-      <w:pPr>
         <w:widowControl w:val="0"/>
+        <w:spacing w:before="75" w:lineRule="auto"/>
+        <w:rPr>
+          <w:rFonts w:ascii="Century Gothic" w:cs="Century Gothic" w:eastAsia="Century Gothic" w:hAnsi="Century Gothic"/>
+          <w:sz w:val="24"/>
+          <w:szCs w:val="24"/>
+        </w:rPr>
+      </w:pPr>
+      <w:r>
+        <w:rPr>
+          <w:rtl w:val="0"/>
+        </w:rPr>
+      </w:r>
+    </w:p>
+    <w:p>
+      <w:pPr>
+        <w:spacing w:after="160" w:line="259" w:lineRule="auto"/>
         <w:ind w:left="360" w:firstLine="0"/>
         <w:jc w:val="center"/>
         <w:rPr>
           <w:rFonts w:ascii="Century Gothic" w:cs="Century Gothic" w:eastAsia="Century Gothic" w:hAnsi="Century Gothic"/>
-          <w:sz w:val="24"/>
-          <w:szCs w:val="24"/>
-        </w:rPr>
-      </w:pPr>
-      <w:r>
-        <w:rPr>
-          <w:rFonts w:ascii="Century Gothic" w:cs="Century Gothic" w:eastAsia="Century Gothic" w:hAnsi="Century Gothic"/>
-          <w:sz w:val="24"/>
-          <w:szCs w:val="24"/>
-          <w:rtl w:val="0"/>
-        </w:rPr>
-        <w:t xml:space="preserve">Under the Supervision of</w:t>
-      </w:r>
-    </w:p>
-    <w:p>
-      <w:pPr>
-        <w:widowControl w:val="0"/>
-        <w:spacing w:before="75" w:lineRule="auto"/>
-        <w:rPr>
-          <w:rFonts w:ascii="Century Gothic" w:cs="Century Gothic" w:eastAsia="Century Gothic" w:hAnsi="Century Gothic"/>
-          <w:sz w:val="24"/>
-          <w:szCs w:val="24"/>
-        </w:rPr>
-      </w:pPr>
-      <w:r>
-        <w:rPr>
-          <w:rtl w:val="0"/>
-        </w:rPr>
-      </w:r>
-    </w:p>
-    <w:p>
-      <w:pPr>
-        <w:spacing w:after="160" w:line="259" w:lineRule="auto"/>
-        <w:ind w:left="360" w:right="1" w:firstLine="0"/>
-        <w:jc w:val="center"/>
+          <w:i w:val="1"/>
+          <w:iCs w:val="1"/>
+          <w:sz w:val="24"/>
+          <w:szCs w:val="24"/>
+        </w:rPr>
+      </w:pPr>
+      <w:r>
         <w:rPr>
           <w:rFonts w:ascii="Century Gothic" w:cs="Century Gothic" w:eastAsia="Century Gothic" w:hAnsi="Century Gothic"/>
           <w:b w:val="1"/>
           <w:bCs w:val="1"/>
           <w:sz w:val="24"/>
           <w:szCs w:val="24"/>
-        </w:rPr>
-      </w:pPr>
-      <w:r>
-        <w:rPr>
-          <w:rFonts w:ascii="Century Gothic" w:cs="Century Gothic" w:eastAsia="Century Gothic" w:hAnsi="Century Gothic"/>
-          <w:b w:val="1"/>
-          <w:bCs w:val="1"/>
-          <w:sz w:val="24"/>
-          <w:szCs w:val="24"/>
-          <w:rtl w:val="0"/>
-        </w:rPr>
-        <w:t xml:space="preserve">Engr. Elsa S. Pascual</w:t>
-      </w:r>
-    </w:p>
-    <w:p>
-      <w:pPr>
-        <w:spacing w:after="160" w:line="259" w:lineRule="auto"/>
-        <w:ind w:left="360" w:right="1" w:firstLine="0"/>
-        <w:jc w:val="center"/>
-        <w:rPr>
-          <w:rFonts w:ascii="Century Gothic" w:cs="Century Gothic" w:eastAsia="Century Gothic" w:hAnsi="Century Gothic"/>
-          <w:b w:val="1"/>
-          <w:bCs w:val="1"/>
-          <w:sz w:val="24"/>
-          <w:szCs w:val="24"/>
+          <w:rtl w:val="0"/>
+        </w:rPr>
+        <w:t xml:space="preserve">Computer Architecture and Organization </w:t>
+      </w:r>
+      <w:r>
+        <w:rPr>
+          <w:rFonts w:ascii="Century Gothic" w:cs="Century Gothic" w:eastAsia="Century Gothic" w:hAnsi="Century Gothic"/>
+          <w:i w:val="1"/>
+          <w:iCs w:val="1"/>
+          <w:sz w:val="24"/>
+          <w:szCs w:val="24"/>
+          <w:rtl w:val="0"/>
+        </w:rPr>
+        <w:t xml:space="preserve">(CSC 0222)</w:t>
+      </w:r>
+    </w:p>
+    <w:p>
+      <w:pPr>
+        <w:widowControl w:val="0"/>
+        <w:spacing w:before="128" w:lineRule="auto"/>
+        <w:rPr>
+          <w:rFonts w:ascii="Century Gothic" w:cs="Century Gothic" w:eastAsia="Century Gothic" w:hAnsi="Century Gothic"/>
+          <w:i w:val="1"/>
+          <w:iCs w:val="1"/>
+        </w:rPr>
+      </w:pPr>
+      <w:r>
+        <w:rPr>
+          <w:rtl w:val="0"/>
+        </w:rPr>
+      </w:r>
+    </w:p>
+    <w:p>
+      <w:pPr>
+        <w:widowControl w:val="0"/>
+        <w:spacing w:before="128" w:lineRule="auto"/>
+        <w:rPr>
+          <w:rFonts w:ascii="Century Gothic" w:cs="Century Gothic" w:eastAsia="Century Gothic" w:hAnsi="Century Gothic"/>
+          <w:i w:val="1"/>
+          <w:iCs w:val="1"/>
         </w:rPr>
       </w:pPr>
       <w:r>
@@ -319,183 +492,12 @@
               <wp:anchor allowOverlap="1" behindDoc="0" distB="0" distT="0" distL="0" distR="0" hidden="0" layoutInCell="1" locked="0" relativeHeight="0" simplePos="0">
                 <wp:simplePos x="0" y="0"/>
                 <wp:positionH relativeFrom="column">
-                  <wp:posOffset>1668015</wp:posOffset>
+                  <wp:posOffset>1676400</wp:posOffset>
                 </wp:positionH>
                 <wp:positionV relativeFrom="paragraph">
-                  <wp:posOffset>236477</wp:posOffset>
+                  <wp:posOffset>47216</wp:posOffset>
                 </wp:positionV>
-                <wp:extent cx="2607945" cy="12700"/>
-                <wp:effectExtent b="0" l="0" r="0" t="0"/>
-                <wp:wrapTopAndBottom distB="0" distT="0"/>
-                <wp:docPr id="2" name=""/>
-                <a:graphic>
-                  <a:graphicData uri="http://schemas.microsoft.com/office/word/2010/wordprocessingShape">
-                    <wps:wsp>
-                      <wps:cNvSpPr/>
-                      <wps:cNvPr id="3" name="Shape 3"/>
-                      <wps:spPr>
-                        <a:xfrm>
-                          <a:off x="4042028" y="3779365"/>
-                          <a:ext cx="2607945" cy="1270"/>
-                        </a:xfrm>
-                        <a:custGeom>
-                          <a:rect b="b" l="l" r="r" t="t"/>
-                          <a:pathLst>
-                            <a:path extrusionOk="0" h="120000" w="2607945">
-                              <a:moveTo>
-                                <a:pt x="0" y="0"/>
-                              </a:moveTo>
-                              <a:lnTo>
-                                <a:pt x="2607568" y="0"/>
-                              </a:lnTo>
-                            </a:path>
-                          </a:pathLst>
-                        </a:custGeom>
-                        <a:noFill/>
-                        <a:ln cap="flat" cmpd="sng" w="9525">
-                          <a:solidFill>
-                            <a:srgbClr val="000000"/>
-                          </a:solidFill>
-                          <a:prstDash val="solid"/>
-                          <a:round/>
-                          <a:headEnd len="sm" w="sm" type="none"/>
-                          <a:tailEnd len="sm" w="sm" type="none"/>
-                        </a:ln>
-                      </wps:spPr>
-                      <wps:bodyPr anchorCtr="0" anchor="ctr" bIns="91425" lIns="91425" spcFirstLastPara="1" rIns="91425" wrap="square" tIns="91425">
-                        <a:noAutofit/>
-                      </wps:bodyPr>
-                    </wps:wsp>
-                  </a:graphicData>
-                </a:graphic>
-              </wp:anchor>
-            </w:drawing>
-          </mc:Choice>
-          <mc:Fallback>
-            <w:drawing>
-              <wp:anchor allowOverlap="1" behindDoc="0" distB="0" distT="0" distL="0" distR="0" hidden="0" layoutInCell="1" locked="0" relativeHeight="0" simplePos="0">
-                <wp:simplePos x="0" y="0"/>
-                <wp:positionH relativeFrom="column">
-                  <wp:posOffset>1668015</wp:posOffset>
-                </wp:positionH>
-                <wp:positionV relativeFrom="paragraph">
-                  <wp:posOffset>236477</wp:posOffset>
-                </wp:positionV>
-                <wp:extent cx="2607945" cy="12700"/>
-                <wp:effectExtent b="0" l="0" r="0" t="0"/>
-                <wp:wrapTopAndBottom distB="0" distT="0"/>
-                <wp:docPr id="2" name="image4.png"/>
-                <a:graphic>
-                  <a:graphicData uri="http://schemas.openxmlformats.org/drawingml/2006/picture">
-                    <pic:pic>
-                      <pic:nvPicPr>
-                        <pic:cNvPr id="0" name="image4.png"/>
-                        <pic:cNvPicPr preferRelativeResize="0"/>
-                      </pic:nvPicPr>
-                      <pic:blipFill>
-                        <a:blip r:embed="rId6"/>
-                        <a:srcRect/>
-                        <a:stretch>
-                          <a:fillRect/>
-                        </a:stretch>
-                      </pic:blipFill>
-                      <pic:spPr>
-                        <a:xfrm>
-                          <a:off x="0" y="0"/>
-                          <a:ext cx="2607945" cy="12700"/>
-                        </a:xfrm>
-                        <a:prstGeom prst="rect"/>
-                        <a:ln/>
-                      </pic:spPr>
-                    </pic:pic>
-                  </a:graphicData>
-                </a:graphic>
-              </wp:anchor>
-            </w:drawing>
-          </mc:Fallback>
-        </mc:AlternateContent>
-      </w:r>
-    </w:p>
-    <w:p>
-      <w:pPr>
-        <w:widowControl w:val="0"/>
-        <w:spacing w:before="75" w:lineRule="auto"/>
-        <w:rPr>
-          <w:rFonts w:ascii="Century Gothic" w:cs="Century Gothic" w:eastAsia="Century Gothic" w:hAnsi="Century Gothic"/>
-          <w:sz w:val="24"/>
-          <w:szCs w:val="24"/>
-        </w:rPr>
-      </w:pPr>
-      <w:r>
-        <w:rPr>
-          <w:rtl w:val="0"/>
-        </w:rPr>
-      </w:r>
-    </w:p>
-    <w:p>
-      <w:pPr>
-        <w:spacing w:after="160" w:line="259" w:lineRule="auto"/>
-        <w:ind w:left="360" w:firstLine="0"/>
-        <w:jc w:val="center"/>
-        <w:rPr>
-          <w:rFonts w:ascii="Century Gothic" w:cs="Century Gothic" w:eastAsia="Century Gothic" w:hAnsi="Century Gothic"/>
-          <w:i w:val="1"/>
-          <w:iCs w:val="1"/>
-          <w:sz w:val="24"/>
-          <w:szCs w:val="24"/>
-        </w:rPr>
-      </w:pPr>
-      <w:r>
-        <w:rPr>
-          <w:rFonts w:ascii="Century Gothic" w:cs="Century Gothic" w:eastAsia="Century Gothic" w:hAnsi="Century Gothic"/>
-          <w:b w:val="1"/>
-          <w:bCs w:val="1"/>
-          <w:sz w:val="24"/>
-          <w:szCs w:val="24"/>
-          <w:rtl w:val="0"/>
-        </w:rPr>
-        <w:t xml:space="preserve">Computer Architecture and Organization </w:t>
-      </w:r>
-      <w:r>
-        <w:rPr>
-          <w:rFonts w:ascii="Century Gothic" w:cs="Century Gothic" w:eastAsia="Century Gothic" w:hAnsi="Century Gothic"/>
-          <w:i w:val="1"/>
-          <w:iCs w:val="1"/>
-          <w:sz w:val="24"/>
-          <w:szCs w:val="24"/>
-          <w:rtl w:val="0"/>
-        </w:rPr>
-        <w:t xml:space="preserve">(CSC 0222)</w:t>
-      </w:r>
-    </w:p>
-    <w:p>
-      <w:pPr>
-        <w:widowControl w:val="0"/>
-        <w:spacing w:before="128" w:lineRule="auto"/>
-        <w:rPr>
-          <w:rFonts w:ascii="Century Gothic" w:cs="Century Gothic" w:eastAsia="Century Gothic" w:hAnsi="Century Gothic"/>
-          <w:i w:val="1"/>
-          <w:iCs w:val="1"/>
-        </w:rPr>
-      </w:pPr>
-      <w:r>
-        <w:rPr>
-          <w:rtl w:val="0"/>
-        </w:rPr>
-      </w:r>
-      <w:r>
-        <mc:AlternateContent>
-          <mc:Choice Requires="wpg">
-            <w:drawing>
-              <wp:anchor allowOverlap="1" behindDoc="0" distB="0" distT="0" distL="0" distR="0" hidden="0" layoutInCell="1" locked="0" relativeHeight="0" simplePos="0">
-                <wp:simplePos x="0" y="0"/>
-                <wp:positionH relativeFrom="column">
-                  <wp:posOffset>1668015</wp:posOffset>
-                </wp:positionH>
-                <wp:positionV relativeFrom="paragraph">
-                  <wp:posOffset>236510</wp:posOffset>
-                </wp:positionV>
-                <wp:extent cx="2607945" cy="12700"/>
+                <wp:extent cx="2617470" cy="22225"/>
                 <wp:effectExtent b="0" l="0" r="0" t="0"/>
                 <wp:wrapTopAndBottom distB="0" distT="0"/>
                 <wp:docPr id="3" name=""/>
@@ -547,24 +549,24 @@
               <wp:anchor allowOverlap="1" behindDoc="0" distB="0" distT="0" distL="0" distR="0" hidden="0" layoutInCell="1" locked="0" relativeHeight="0" simplePos="0">
                 <wp:simplePos x="0" y="0"/>
                 <wp:positionH relativeFrom="column">
-                  <wp:posOffset>1668015</wp:posOffset>
+                  <wp:posOffset>1676400</wp:posOffset>
                 </wp:positionH>
                 <wp:positionV relativeFrom="paragraph">
-                  <wp:posOffset>236510</wp:posOffset>
+                  <wp:posOffset>47216</wp:posOffset>
                 </wp:positionV>
-                <wp:extent cx="2607945" cy="12700"/>
+                <wp:extent cx="2617470" cy="22225"/>
                 <wp:effectExtent b="0" l="0" r="0" t="0"/>
                 <wp:wrapTopAndBottom distB="0" distT="0"/>
-                <wp:docPr id="3" name="image5.png"/>
+                <wp:docPr id="3" name="image6.png"/>
                 <a:graphic>
                   <a:graphicData uri="http://schemas.openxmlformats.org/drawingml/2006/picture">
                     <pic:pic>
                       <pic:nvPicPr>
-                        <pic:cNvPr id="0" name="image5.png"/>
+                        <pic:cNvPr id="0" name="image6.png"/>
                         <pic:cNvPicPr preferRelativeResize="0"/>
                       </pic:nvPicPr>
                       <pic:blipFill>
-                        <a:blip r:embed="rId6"/>
+                        <a:blip r:embed="rId7"/>
                         <a:srcRect/>
                         <a:stretch>
                           <a:fillRect/>
@@ -573,7 +575,7 @@
                       <pic:spPr>
                         <a:xfrm>
                           <a:off x="0" y="0"/>
-                          <a:ext cx="2607945" cy="12700"/>
+                          <a:ext cx="2617470" cy="22225"/>
                         </a:xfrm>
                         <a:prstGeom prst="rect"/>
                         <a:ln/>
@@ -590,22 +592,6 @@
     <w:p>
       <w:pPr>
         <w:widowControl w:val="0"/>
-        <w:spacing w:before="128" w:lineRule="auto"/>
-        <w:rPr>
-          <w:rFonts w:ascii="Century Gothic" w:cs="Century Gothic" w:eastAsia="Century Gothic" w:hAnsi="Century Gothic"/>
-          <w:i w:val="1"/>
-          <w:iCs w:val="1"/>
-        </w:rPr>
-      </w:pPr>
-      <w:r>
-        <w:rPr>
-          <w:rtl w:val="0"/>
-        </w:rPr>
-      </w:r>
-    </w:p>
-    <w:p>
-      <w:pPr>
-        <w:widowControl w:val="0"/>
         <w:ind w:left="360" w:right="1" w:firstLine="0"/>
         <w:jc w:val="center"/>
         <w:rPr>
@@ -985,7 +971,7 @@
         <w:pStyle w:val="Heading3"/>
         <w:numPr>
           <w:ilvl w:val="0"/>
-          <w:numId w:val="3"/>
+          <w:numId w:val="7"/>
         </w:numPr>
         <w:ind w:left="1080" w:hanging="720"/>
         <w:rPr>
@@ -996,7 +982,7 @@
           <w:szCs w:val="32"/>
         </w:rPr>
       </w:pPr>
-      <w:bookmarkStart w:colFirst="0" w:colLast="0" w:name="_qk798y1eq1jy" w:id="0"/>
+      <w:bookmarkStart w:colFirst="0" w:colLast="0" w:name="_heading=h.6d5n8fjvansn" w:id="0"/>
       <w:bookmarkEnd w:id="0"/>
       <w:r>
         <w:rPr>
@@ -1009,6 +995,11 @@
           <w:rtl w:val="0"/>
         </w:rPr>
         <w:t xml:space="preserve">Members and Task/s</w:t>
+      </w:r>
+      <w:r>
+        <w:rPr>
+          <w:rtl w:val="0"/>
+        </w:rPr>
       </w:r>
     </w:p>
     <w:p>
@@ -1199,7 +1190,7 @@
             <w:pPr>
               <w:numPr>
                 <w:ilvl w:val="0"/>
-                <w:numId w:val="5"/>
+                <w:numId w:val="9"/>
               </w:numPr>
               <w:ind w:left="720" w:hanging="360"/>
               <w:rPr>
@@ -1215,14 +1206,14 @@
                 <w:szCs w:val="24"/>
                 <w:rtl w:val="0"/>
               </w:rPr>
-              <w:t xml:space="preserve"/>
+              <w:t xml:space="preserve">PowerPoint Presentation</w:t>
             </w:r>
           </w:p>
           <w:p>
             <w:pPr>
               <w:numPr>
                 <w:ilvl w:val="0"/>
-                <w:numId w:val="5"/>
+                <w:numId w:val="9"/>
               </w:numPr>
               <w:spacing w:after="160" w:lineRule="auto"/>
               <w:ind w:left="720" w:hanging="360"/>
@@ -1234,8 +1225,12 @@
             </w:pPr>
             <w:r>
               <w:rPr>
+                <w:rFonts w:ascii="Century Gothic" w:cs="Century Gothic" w:eastAsia="Century Gothic" w:hAnsi="Century Gothic"/>
+                <w:sz w:val="24"/>
+                <w:szCs w:val="24"/>
                 <w:rtl w:val="0"/>
               </w:rPr>
+              <w:t xml:space="preserve">Logistics </w:t>
             </w:r>
           </w:p>
         </w:tc>
@@ -1243,7 +1238,7 @@
       <w:tr>
         <w:trPr>
           <w:cantSplit w:val="0"/>
-          <w:trHeight w:val="880.546875" w:hRule="atLeast"/>
+          <w:trHeight w:val="1296.09375" w:hRule="atLeast"/>
           <w:tblHeader w:val="0"/>
         </w:trPr>
         <w:tc>
@@ -1267,15 +1262,15 @@
               <w:jc w:val="center"/>
               <w:rPr>
                 <w:rFonts w:ascii="Century Gothic" w:cs="Century Gothic" w:eastAsia="Century Gothic" w:hAnsi="Century Gothic"/>
-                <w:sz w:val="24"/>
-                <w:szCs w:val="24"/>
+                <w:sz w:val="22"/>
+                <w:szCs w:val="22"/>
               </w:rPr>
             </w:pPr>
             <w:r>
               <w:rPr>
                 <w:rFonts w:ascii="Century Gothic" w:cs="Century Gothic" w:eastAsia="Century Gothic" w:hAnsi="Century Gothic"/>
-                <w:sz w:val="24"/>
-                <w:szCs w:val="24"/>
+                <w:sz w:val="22"/>
+                <w:szCs w:val="22"/>
                 <w:rtl w:val="0"/>
               </w:rPr>
               <w:t xml:space="preserve">Buenavidez, Jozef Benedict C.</w:t>
@@ -1301,7 +1296,7 @@
             <w:pPr>
               <w:numPr>
                 <w:ilvl w:val="0"/>
-                <w:numId w:val="9"/>
+                <w:numId w:val="13"/>
               </w:numPr>
               <w:spacing w:after="160" w:lineRule="auto"/>
               <w:ind w:left="720" w:hanging="360"/>
@@ -1313,8 +1308,61 @@
             </w:pPr>
             <w:r>
               <w:rPr>
+                <w:rFonts w:ascii="Century Gothic" w:cs="Century Gothic" w:eastAsia="Century Gothic" w:hAnsi="Century Gothic"/>
+                <w:sz w:val="24"/>
+                <w:szCs w:val="24"/>
                 <w:rtl w:val="0"/>
               </w:rPr>
+              <w:t xml:space="preserve">Frontend Developer </w:t>
+            </w:r>
+          </w:p>
+          <w:p>
+            <w:pPr>
+              <w:numPr>
+                <w:ilvl w:val="0"/>
+                <w:numId w:val="13"/>
+              </w:numPr>
+              <w:spacing w:after="160" w:lineRule="auto"/>
+              <w:ind w:left="720" w:hanging="360"/>
+              <w:rPr>
+                <w:rFonts w:ascii="Century Gothic" w:cs="Century Gothic" w:eastAsia="Century Gothic" w:hAnsi="Century Gothic"/>
+                <w:sz w:val="24"/>
+                <w:szCs w:val="24"/>
+                <w:u w:val="none"/>
+              </w:rPr>
+            </w:pPr>
+            <w:r>
+              <w:rPr>
+                <w:rFonts w:ascii="Century Gothic" w:cs="Century Gothic" w:eastAsia="Century Gothic" w:hAnsi="Century Gothic"/>
+                <w:sz w:val="24"/>
+                <w:szCs w:val="24"/>
+                <w:rtl w:val="0"/>
+              </w:rPr>
+              <w:t xml:space="preserve">UI WorkFlow</w:t>
+            </w:r>
+          </w:p>
+          <w:p>
+            <w:pPr>
+              <w:numPr>
+                <w:ilvl w:val="0"/>
+                <w:numId w:val="13"/>
+              </w:numPr>
+              <w:spacing w:after="160" w:lineRule="auto"/>
+              <w:ind w:left="720" w:hanging="360"/>
+              <w:rPr>
+                <w:rFonts w:ascii="Century Gothic" w:cs="Century Gothic" w:eastAsia="Century Gothic" w:hAnsi="Century Gothic"/>
+                <w:sz w:val="24"/>
+                <w:szCs w:val="24"/>
+              </w:rPr>
+            </w:pPr>
+            <w:r>
+              <w:rPr>
+                <w:rFonts w:ascii="Century Gothic" w:cs="Century Gothic" w:eastAsia="Century Gothic" w:hAnsi="Century Gothic"/>
+                <w:sz w:val="24"/>
+                <w:szCs w:val="24"/>
+                <w:rtl w:val="0"/>
+              </w:rPr>
+              <w:t xml:space="preserve">Prototype Creation</w:t>
             </w:r>
           </w:p>
         </w:tc>
@@ -1379,7 +1427,7 @@
             <w:pPr>
               <w:numPr>
                 <w:ilvl w:val="0"/>
-                <w:numId w:val="2"/>
+                <w:numId w:val="6"/>
               </w:numPr>
               <w:spacing w:after="160" w:lineRule="auto"/>
               <w:ind w:left="720" w:hanging="360"/>
@@ -1397,6 +1445,156 @@
                 <w:rtl w:val="0"/>
               </w:rPr>
               <w:t xml:space="preserve">Group Leader</w:t>
+            </w:r>
+          </w:p>
+          <w:p>
+            <w:pPr>
+              <w:numPr>
+                <w:ilvl w:val="0"/>
+                <w:numId w:val="6"/>
+              </w:numPr>
+              <w:spacing w:after="160" w:lineRule="auto"/>
+              <w:ind w:left="720" w:hanging="360"/>
+              <w:rPr>
+                <w:rFonts w:ascii="Century Gothic" w:cs="Century Gothic" w:eastAsia="Century Gothic" w:hAnsi="Century Gothic"/>
+                <w:sz w:val="24"/>
+                <w:szCs w:val="24"/>
+                <w:u w:val="none"/>
+              </w:rPr>
+            </w:pPr>
+            <w:r>
+              <w:rPr>
+                <w:rFonts w:ascii="Century Gothic" w:cs="Century Gothic" w:eastAsia="Century Gothic" w:hAnsi="Century Gothic"/>
+                <w:sz w:val="24"/>
+                <w:szCs w:val="24"/>
+                <w:rtl w:val="0"/>
+              </w:rPr>
+              <w:t xml:space="preserve">Project Manager / Product Manager</w:t>
+            </w:r>
+          </w:p>
+          <w:p>
+            <w:pPr>
+              <w:numPr>
+                <w:ilvl w:val="0"/>
+                <w:numId w:val="6"/>
+              </w:numPr>
+              <w:spacing w:after="160" w:lineRule="auto"/>
+              <w:ind w:left="720" w:hanging="360"/>
+              <w:rPr>
+                <w:rFonts w:ascii="Century Gothic" w:cs="Century Gothic" w:eastAsia="Century Gothic" w:hAnsi="Century Gothic"/>
+                <w:sz w:val="24"/>
+                <w:szCs w:val="24"/>
+                <w:u w:val="none"/>
+              </w:rPr>
+            </w:pPr>
+            <w:r>
+              <w:rPr>
+                <w:rFonts w:ascii="Century Gothic" w:cs="Century Gothic" w:eastAsia="Century Gothic" w:hAnsi="Century Gothic"/>
+                <w:sz w:val="24"/>
+                <w:szCs w:val="24"/>
+                <w:rtl w:val="0"/>
+              </w:rPr>
+              <w:t xml:space="preserve">Full-Stack Developer</w:t>
+            </w:r>
+          </w:p>
+          <w:p>
+            <w:pPr>
+              <w:numPr>
+                <w:ilvl w:val="0"/>
+                <w:numId w:val="6"/>
+              </w:numPr>
+              <w:spacing w:after="160" w:lineRule="auto"/>
+              <w:ind w:left="720" w:hanging="360"/>
+              <w:rPr>
+                <w:rFonts w:ascii="Century Gothic" w:cs="Century Gothic" w:eastAsia="Century Gothic" w:hAnsi="Century Gothic"/>
+                <w:sz w:val="24"/>
+                <w:szCs w:val="24"/>
+                <w:u w:val="none"/>
+              </w:rPr>
+            </w:pPr>
+            <w:r>
+              <w:rPr>
+                <w:rFonts w:ascii="Century Gothic" w:cs="Century Gothic" w:eastAsia="Century Gothic" w:hAnsi="Century Gothic"/>
+                <w:sz w:val="24"/>
+                <w:szCs w:val="24"/>
+                <w:rtl w:val="0"/>
+              </w:rPr>
+              <w:t xml:space="preserve">Quality Assurance </w:t>
+            </w:r>
+          </w:p>
+          <w:p>
+            <w:pPr>
+              <w:numPr>
+                <w:ilvl w:val="0"/>
+                <w:numId w:val="6"/>
+              </w:numPr>
+              <w:spacing w:after="160" w:lineRule="auto"/>
+              <w:ind w:left="720" w:hanging="360"/>
+              <w:rPr>
+                <w:rFonts w:ascii="Century Gothic" w:cs="Century Gothic" w:eastAsia="Century Gothic" w:hAnsi="Century Gothic"/>
+                <w:sz w:val="24"/>
+                <w:szCs w:val="24"/>
+                <w:u w:val="none"/>
+              </w:rPr>
+            </w:pPr>
+            <w:r>
+              <w:rPr>
+                <w:rFonts w:ascii="Century Gothic" w:cs="Century Gothic" w:eastAsia="Century Gothic" w:hAnsi="Century Gothic"/>
+                <w:sz w:val="24"/>
+                <w:szCs w:val="24"/>
+                <w:rtl w:val="0"/>
+              </w:rPr>
+              <w:t xml:space="preserve">Technical Writer</w:t>
+            </w:r>
+          </w:p>
+          <w:p>
+            <w:pPr>
+              <w:numPr>
+                <w:ilvl w:val="0"/>
+                <w:numId w:val="6"/>
+              </w:numPr>
+              <w:spacing w:after="160" w:lineRule="auto"/>
+              <w:ind w:left="720" w:hanging="360"/>
+              <w:rPr>
+                <w:rFonts w:ascii="Century Gothic" w:cs="Century Gothic" w:eastAsia="Century Gothic" w:hAnsi="Century Gothic"/>
+                <w:sz w:val="24"/>
+                <w:szCs w:val="24"/>
+                <w:u w:val="none"/>
+              </w:rPr>
+            </w:pPr>
+            <w:r>
+              <w:rPr>
+                <w:rFonts w:ascii="Century Gothic" w:cs="Century Gothic" w:eastAsia="Century Gothic" w:hAnsi="Century Gothic"/>
+                <w:sz w:val="24"/>
+                <w:szCs w:val="24"/>
+                <w:rtl w:val="0"/>
+              </w:rPr>
+              <w:t xml:space="preserve">Document</w:t>
+            </w:r>
+          </w:p>
+          <w:p>
+            <w:pPr>
+              <w:numPr>
+                <w:ilvl w:val="0"/>
+                <w:numId w:val="6"/>
+              </w:numPr>
+              <w:spacing w:after="160" w:lineRule="auto"/>
+              <w:ind w:left="720" w:hanging="360"/>
+              <w:rPr>
+                <w:rFonts w:ascii="Century Gothic" w:cs="Century Gothic" w:eastAsia="Century Gothic" w:hAnsi="Century Gothic"/>
+                <w:sz w:val="24"/>
+                <w:szCs w:val="24"/>
+                <w:u w:val="none"/>
+              </w:rPr>
+            </w:pPr>
+            <w:r>
+              <w:rPr>
+                <w:rFonts w:ascii="Century Gothic" w:cs="Century Gothic" w:eastAsia="Century Gothic" w:hAnsi="Century Gothic"/>
+                <w:sz w:val="24"/>
+                <w:szCs w:val="24"/>
+                <w:rtl w:val="0"/>
+              </w:rPr>
+              <w:t xml:space="preserve">Demo</w:t>
             </w:r>
           </w:p>
         </w:tc>
@@ -1461,7 +1659,7 @@
             <w:pPr>
               <w:numPr>
                 <w:ilvl w:val="0"/>
-                <w:numId w:val="6"/>
+                <w:numId w:val="10"/>
               </w:numPr>
               <w:spacing w:after="160" w:lineRule="auto"/>
               <w:ind w:left="720" w:hanging="360"/>
@@ -1473,8 +1671,87 @@
             </w:pPr>
             <w:r>
               <w:rPr>
+                <w:rFonts w:ascii="Century Gothic" w:cs="Century Gothic" w:eastAsia="Century Gothic" w:hAnsi="Century Gothic"/>
+                <w:sz w:val="24"/>
+                <w:szCs w:val="24"/>
                 <w:rtl w:val="0"/>
               </w:rPr>
+              <w:t xml:space="preserve">UI WorkFlow</w:t>
+            </w:r>
+          </w:p>
+          <w:p>
+            <w:pPr>
+              <w:numPr>
+                <w:ilvl w:val="0"/>
+                <w:numId w:val="10"/>
+              </w:numPr>
+              <w:spacing w:after="160" w:lineRule="auto"/>
+              <w:ind w:left="720" w:hanging="360"/>
+              <w:rPr>
+                <w:rFonts w:ascii="Century Gothic" w:cs="Century Gothic" w:eastAsia="Century Gothic" w:hAnsi="Century Gothic"/>
+                <w:sz w:val="24"/>
+                <w:szCs w:val="24"/>
+                <w:u w:val="none"/>
+              </w:rPr>
+            </w:pPr>
+            <w:r>
+              <w:rPr>
+                <w:rFonts w:ascii="Century Gothic" w:cs="Century Gothic" w:eastAsia="Century Gothic" w:hAnsi="Century Gothic"/>
+                <w:sz w:val="24"/>
+                <w:szCs w:val="24"/>
+                <w:rtl w:val="0"/>
+              </w:rPr>
+              <w:t xml:space="preserve">Brochure</w:t>
+            </w:r>
+          </w:p>
+          <w:p>
+            <w:pPr>
+              <w:numPr>
+                <w:ilvl w:val="0"/>
+                <w:numId w:val="10"/>
+              </w:numPr>
+              <w:spacing w:after="160" w:lineRule="auto"/>
+              <w:ind w:left="720" w:hanging="360"/>
+              <w:rPr>
+                <w:rFonts w:ascii="Century Gothic" w:cs="Century Gothic" w:eastAsia="Century Gothic" w:hAnsi="Century Gothic"/>
+                <w:sz w:val="24"/>
+                <w:szCs w:val="24"/>
+                <w:u w:val="none"/>
+              </w:rPr>
+            </w:pPr>
+            <w:r>
+              <w:rPr>
+                <w:rFonts w:ascii="Century Gothic" w:cs="Century Gothic" w:eastAsia="Century Gothic" w:hAnsi="Century Gothic"/>
+                <w:sz w:val="24"/>
+                <w:szCs w:val="24"/>
+                <w:rtl w:val="0"/>
+              </w:rPr>
+              <w:t xml:space="preserve">Booth design</w:t>
+            </w:r>
+          </w:p>
+          <w:p>
+            <w:pPr>
+              <w:numPr>
+                <w:ilvl w:val="0"/>
+                <w:numId w:val="10"/>
+              </w:numPr>
+              <w:spacing w:after="160" w:lineRule="auto"/>
+              <w:ind w:left="720" w:hanging="360"/>
+              <w:rPr>
+                <w:rFonts w:ascii="Century Gothic" w:cs="Century Gothic" w:eastAsia="Century Gothic" w:hAnsi="Century Gothic"/>
+                <w:sz w:val="24"/>
+                <w:szCs w:val="24"/>
+                <w:u w:val="none"/>
+              </w:rPr>
+            </w:pPr>
+            <w:r>
+              <w:rPr>
+                <w:rFonts w:ascii="Century Gothic" w:cs="Century Gothic" w:eastAsia="Century Gothic" w:hAnsi="Century Gothic"/>
+                <w:sz w:val="24"/>
+                <w:szCs w:val="24"/>
+                <w:rtl w:val="0"/>
+              </w:rPr>
+              <w:t xml:space="preserve">Logistics Head</w:t>
             </w:r>
           </w:p>
         </w:tc>
@@ -1539,7 +1816,7 @@
             <w:pPr>
               <w:numPr>
                 <w:ilvl w:val="0"/>
-                <w:numId w:val="10"/>
+                <w:numId w:val="2"/>
               </w:numPr>
               <w:spacing w:after="160" w:lineRule="auto"/>
               <w:ind w:left="720" w:hanging="360"/>
@@ -1551,8 +1828,36 @@
             </w:pPr>
             <w:r>
               <w:rPr>
+                <w:rFonts w:ascii="Century Gothic" w:cs="Century Gothic" w:eastAsia="Century Gothic" w:hAnsi="Century Gothic"/>
+                <w:sz w:val="24"/>
+                <w:szCs w:val="24"/>
                 <w:rtl w:val="0"/>
               </w:rPr>
+              <w:t xml:space="preserve">Frontend Developer </w:t>
+            </w:r>
+          </w:p>
+          <w:p>
+            <w:pPr>
+              <w:numPr>
+                <w:ilvl w:val="0"/>
+                <w:numId w:val="2"/>
+              </w:numPr>
+              <w:spacing w:after="160" w:lineRule="auto"/>
+              <w:ind w:left="720" w:hanging="360"/>
+              <w:rPr>
+                <w:rFonts w:ascii="Century Gothic" w:cs="Century Gothic" w:eastAsia="Century Gothic" w:hAnsi="Century Gothic"/>
+                <w:sz w:val="24"/>
+                <w:szCs w:val="24"/>
+              </w:rPr>
+            </w:pPr>
+            <w:r>
+              <w:rPr>
+                <w:rFonts w:ascii="Century Gothic" w:cs="Century Gothic" w:eastAsia="Century Gothic" w:hAnsi="Century Gothic"/>
+                <w:sz w:val="24"/>
+                <w:szCs w:val="24"/>
+                <w:rtl w:val="0"/>
+              </w:rPr>
+              <w:t xml:space="preserve">Prototype Creation</w:t>
             </w:r>
           </w:p>
         </w:tc>
@@ -1617,7 +1922,7 @@
             <w:pPr>
               <w:numPr>
                 <w:ilvl w:val="0"/>
-                <w:numId w:val="7"/>
+                <w:numId w:val="11"/>
               </w:numPr>
               <w:spacing w:after="160" w:lineRule="auto"/>
               <w:ind w:left="720" w:hanging="360"/>
@@ -1629,8 +1934,61 @@
             </w:pPr>
             <w:r>
               <w:rPr>
+                <w:rFonts w:ascii="Century Gothic" w:cs="Century Gothic" w:eastAsia="Century Gothic" w:hAnsi="Century Gothic"/>
+                <w:sz w:val="24"/>
+                <w:szCs w:val="24"/>
                 <w:rtl w:val="0"/>
               </w:rPr>
+              <w:t xml:space="preserve">Full-Stack Developer</w:t>
+            </w:r>
+          </w:p>
+          <w:p>
+            <w:pPr>
+              <w:numPr>
+                <w:ilvl w:val="0"/>
+                <w:numId w:val="11"/>
+              </w:numPr>
+              <w:spacing w:after="160" w:lineRule="auto"/>
+              <w:ind w:left="720" w:hanging="360"/>
+              <w:rPr>
+                <w:rFonts w:ascii="Century Gothic" w:cs="Century Gothic" w:eastAsia="Century Gothic" w:hAnsi="Century Gothic"/>
+                <w:sz w:val="24"/>
+                <w:szCs w:val="24"/>
+                <w:u w:val="none"/>
+              </w:rPr>
+            </w:pPr>
+            <w:r>
+              <w:rPr>
+                <w:rFonts w:ascii="Century Gothic" w:cs="Century Gothic" w:eastAsia="Century Gothic" w:hAnsi="Century Gothic"/>
+                <w:sz w:val="24"/>
+                <w:szCs w:val="24"/>
+                <w:rtl w:val="0"/>
+              </w:rPr>
+              <w:t xml:space="preserve">Document</w:t>
+            </w:r>
+          </w:p>
+          <w:p>
+            <w:pPr>
+              <w:numPr>
+                <w:ilvl w:val="0"/>
+                <w:numId w:val="11"/>
+              </w:numPr>
+              <w:spacing w:after="160" w:lineRule="auto"/>
+              <w:ind w:left="720" w:hanging="360"/>
+              <w:rPr>
+                <w:rFonts w:ascii="Century Gothic" w:cs="Century Gothic" w:eastAsia="Century Gothic" w:hAnsi="Century Gothic"/>
+                <w:sz w:val="24"/>
+                <w:szCs w:val="24"/>
+              </w:rPr>
+            </w:pPr>
+            <w:r>
+              <w:rPr>
+                <w:rFonts w:ascii="Century Gothic" w:cs="Century Gothic" w:eastAsia="Century Gothic" w:hAnsi="Century Gothic"/>
+                <w:sz w:val="24"/>
+                <w:szCs w:val="24"/>
+                <w:rtl w:val="0"/>
+              </w:rPr>
+              <w:t xml:space="preserve">Prototype Creation</w:t>
             </w:r>
           </w:p>
         </w:tc>
@@ -1695,7 +2053,7 @@
             <w:pPr>
               <w:numPr>
                 <w:ilvl w:val="0"/>
-                <w:numId w:val="4"/>
+                <w:numId w:val="8"/>
               </w:numPr>
               <w:spacing w:after="160" w:lineRule="auto"/>
               <w:ind w:left="720" w:hanging="360"/>
@@ -1707,8 +2065,36 @@
             </w:pPr>
             <w:r>
               <w:rPr>
+                <w:rFonts w:ascii="Century Gothic" w:cs="Century Gothic" w:eastAsia="Century Gothic" w:hAnsi="Century Gothic"/>
+                <w:sz w:val="24"/>
+                <w:szCs w:val="24"/>
                 <w:rtl w:val="0"/>
               </w:rPr>
+              <w:t xml:space="preserve">Frontend Developer </w:t>
+            </w:r>
+          </w:p>
+          <w:p>
+            <w:pPr>
+              <w:numPr>
+                <w:ilvl w:val="0"/>
+                <w:numId w:val="8"/>
+              </w:numPr>
+              <w:spacing w:after="160" w:lineRule="auto"/>
+              <w:ind w:left="720" w:hanging="360"/>
+              <w:rPr>
+                <w:rFonts w:ascii="Century Gothic" w:cs="Century Gothic" w:eastAsia="Century Gothic" w:hAnsi="Century Gothic"/>
+                <w:sz w:val="24"/>
+                <w:szCs w:val="24"/>
+              </w:rPr>
+            </w:pPr>
+            <w:r>
+              <w:rPr>
+                <w:rFonts w:ascii="Century Gothic" w:cs="Century Gothic" w:eastAsia="Century Gothic" w:hAnsi="Century Gothic"/>
+                <w:sz w:val="24"/>
+                <w:szCs w:val="24"/>
+                <w:rtl w:val="0"/>
+              </w:rPr>
+              <w:t xml:space="preserve">Prototype Creation</w:t>
             </w:r>
           </w:p>
         </w:tc>
@@ -1773,7 +2159,7 @@
             <w:pPr>
               <w:numPr>
                 <w:ilvl w:val="0"/>
-                <w:numId w:val="11"/>
+                <w:numId w:val="3"/>
               </w:numPr>
               <w:spacing w:after="160" w:lineRule="auto"/>
               <w:ind w:left="720" w:hanging="360"/>
@@ -1785,8 +2171,36 @@
             </w:pPr>
             <w:r>
               <w:rPr>
+                <w:rFonts w:ascii="Century Gothic" w:cs="Century Gothic" w:eastAsia="Century Gothic" w:hAnsi="Century Gothic"/>
+                <w:sz w:val="24"/>
+                <w:szCs w:val="24"/>
                 <w:rtl w:val="0"/>
               </w:rPr>
+              <w:t xml:space="preserve">Dance</w:t>
+            </w:r>
+          </w:p>
+          <w:p>
+            <w:pPr>
+              <w:numPr>
+                <w:ilvl w:val="0"/>
+                <w:numId w:val="3"/>
+              </w:numPr>
+              <w:spacing w:after="160" w:lineRule="auto"/>
+              <w:ind w:left="720" w:hanging="360"/>
+              <w:rPr>
+                <w:rFonts w:ascii="Century Gothic" w:cs="Century Gothic" w:eastAsia="Century Gothic" w:hAnsi="Century Gothic"/>
+                <w:sz w:val="24"/>
+                <w:szCs w:val="24"/>
+              </w:rPr>
+            </w:pPr>
+            <w:r>
+              <w:rPr>
+                <w:rFonts w:ascii="Century Gothic" w:cs="Century Gothic" w:eastAsia="Century Gothic" w:hAnsi="Century Gothic"/>
+                <w:sz w:val="24"/>
+                <w:szCs w:val="24"/>
+                <w:rtl w:val="0"/>
+              </w:rPr>
+              <w:t xml:space="preserve">Logistics </w:t>
             </w:r>
           </w:p>
         </w:tc>
@@ -1851,7 +2265,7 @@
             <w:pPr>
               <w:numPr>
                 <w:ilvl w:val="0"/>
-                <w:numId w:val="13"/>
+                <w:numId w:val="5"/>
               </w:numPr>
               <w:spacing w:after="160" w:lineRule="auto"/>
               <w:ind w:left="720" w:hanging="360"/>
@@ -1863,8 +2277,37 @@
             </w:pPr>
             <w:r>
               <w:rPr>
+                <w:rFonts w:ascii="Century Gothic" w:cs="Century Gothic" w:eastAsia="Century Gothic" w:hAnsi="Century Gothic"/>
+                <w:sz w:val="24"/>
+                <w:szCs w:val="24"/>
                 <w:rtl w:val="0"/>
               </w:rPr>
+              <w:t xml:space="preserve">Brochure</w:t>
+            </w:r>
+          </w:p>
+          <w:p>
+            <w:pPr>
+              <w:numPr>
+                <w:ilvl w:val="0"/>
+                <w:numId w:val="5"/>
+              </w:numPr>
+              <w:spacing w:after="160" w:lineRule="auto"/>
+              <w:ind w:left="720" w:hanging="360"/>
+              <w:rPr>
+                <w:rFonts w:ascii="Century Gothic" w:cs="Century Gothic" w:eastAsia="Century Gothic" w:hAnsi="Century Gothic"/>
+                <w:sz w:val="24"/>
+                <w:szCs w:val="24"/>
+                <w:u w:val="none"/>
+              </w:rPr>
+            </w:pPr>
+            <w:r>
+              <w:rPr>
+                <w:rFonts w:ascii="Century Gothic" w:cs="Century Gothic" w:eastAsia="Century Gothic" w:hAnsi="Century Gothic"/>
+                <w:sz w:val="24"/>
+                <w:szCs w:val="24"/>
+                <w:rtl w:val="0"/>
+              </w:rPr>
+              <w:t xml:space="preserve">Booth design</w:t>
             </w:r>
           </w:p>
         </w:tc>
@@ -1929,7 +2372,7 @@
             <w:pPr>
               <w:numPr>
                 <w:ilvl w:val="0"/>
-                <w:numId w:val="12"/>
+                <w:numId w:val="4"/>
               </w:numPr>
               <w:ind w:left="720" w:hanging="360"/>
               <w:rPr>
@@ -1940,8 +2383,36 @@
             </w:pPr>
             <w:r>
               <w:rPr>
+                <w:rFonts w:ascii="Century Gothic" w:cs="Century Gothic" w:eastAsia="Century Gothic" w:hAnsi="Century Gothic"/>
+                <w:sz w:val="24"/>
+                <w:szCs w:val="24"/>
                 <w:rtl w:val="0"/>
               </w:rPr>
+              <w:t xml:space="preserve">PowerPoint Presentation</w:t>
+            </w:r>
+          </w:p>
+          <w:p>
+            <w:pPr>
+              <w:numPr>
+                <w:ilvl w:val="0"/>
+                <w:numId w:val="4"/>
+              </w:numPr>
+              <w:spacing w:after="160" w:lineRule="auto"/>
+              <w:ind w:left="720" w:hanging="360"/>
+              <w:rPr>
+                <w:rFonts w:ascii="Century Gothic" w:cs="Century Gothic" w:eastAsia="Century Gothic" w:hAnsi="Century Gothic"/>
+                <w:sz w:val="24"/>
+                <w:szCs w:val="24"/>
+              </w:rPr>
+            </w:pPr>
+            <w:r>
+              <w:rPr>
+                <w:rFonts w:ascii="Century Gothic" w:cs="Century Gothic" w:eastAsia="Century Gothic" w:hAnsi="Century Gothic"/>
+                <w:sz w:val="24"/>
+                <w:szCs w:val="24"/>
+                <w:rtl w:val="0"/>
+              </w:rPr>
+              <w:t xml:space="preserve">Logistics </w:t>
             </w:r>
           </w:p>
         </w:tc>
@@ -2006,8 +2477,9 @@
             <w:pPr>
               <w:numPr>
                 <w:ilvl w:val="0"/>
-                <w:numId w:val="12"/>
+                <w:numId w:val="4"/>
               </w:numPr>
+              <w:spacing w:after="160" w:lineRule="auto"/>
               <w:ind w:left="720" w:hanging="360"/>
               <w:rPr>
                 <w:rFonts w:ascii="Century Gothic" w:cs="Century Gothic" w:eastAsia="Century Gothic" w:hAnsi="Century Gothic"/>
@@ -2017,8 +2489,37 @@
             </w:pPr>
             <w:r>
               <w:rPr>
+                <w:rFonts w:ascii="Century Gothic" w:cs="Century Gothic" w:eastAsia="Century Gothic" w:hAnsi="Century Gothic"/>
+                <w:sz w:val="24"/>
+                <w:szCs w:val="24"/>
                 <w:rtl w:val="0"/>
               </w:rPr>
+              <w:t xml:space="preserve">Brochure</w:t>
+            </w:r>
+          </w:p>
+          <w:p>
+            <w:pPr>
+              <w:numPr>
+                <w:ilvl w:val="0"/>
+                <w:numId w:val="4"/>
+              </w:numPr>
+              <w:spacing w:after="160" w:lineRule="auto"/>
+              <w:ind w:left="720" w:hanging="360"/>
+              <w:rPr>
+                <w:rFonts w:ascii="Century Gothic" w:cs="Century Gothic" w:eastAsia="Century Gothic" w:hAnsi="Century Gothic"/>
+                <w:sz w:val="24"/>
+                <w:szCs w:val="24"/>
+                <w:u w:val="none"/>
+              </w:rPr>
+            </w:pPr>
+            <w:r>
+              <w:rPr>
+                <w:rFonts w:ascii="Century Gothic" w:cs="Century Gothic" w:eastAsia="Century Gothic" w:hAnsi="Century Gothic"/>
+                <w:sz w:val="24"/>
+                <w:szCs w:val="24"/>
+                <w:rtl w:val="0"/>
+              </w:rPr>
+              <w:t xml:space="preserve">Booth design</w:t>
             </w:r>
           </w:p>
         </w:tc>
@@ -2093,7 +2594,7 @@
           <w:szCs w:val="24"/>
           <w:rtl w:val="0"/>
         </w:rPr>
-        <w:t xml:space="preserve">This project is a retro single-screen platformer game called JUMPY! Learning Adventures, developed entirely in x86 NASM assembly language as part of the Computer Architecture and Organization course (CSC 0222). The game runs as a native 32-bit Windows (Win32) application and is designed for learners who wish to practice recognizing letters, numbers, and geometric shapes in an engaging arcade-style environment. The retro visual theme â€” bright colors rendered on a dark background using Win32 GDI drawing calls â€” gives the game a nostalgic 8-bit arcade appearance that is approachable for players of all ages.</w:t>
+        <w:t xml:space="preserve">This project is a retro single-screen platformer game called JUMPY! Learning Adventures, developed entirely in x86 NASM assembly language as part of the Computer Architecture and Organization course (CSC 0222). The game runs as a native 32-bit Windows (Win32) application and is designed for learners who wish to practice recognizing letters, numbers, and geometric shapes in an engaging arcade-style environment. The retro visual theme ” bright colors rendered on a dark background using Win32 GDI drawing calls ” gives the game a nostalgic 8-bit arcade appearance that is approachable for players of all ages.</w:t>
       </w:r>
       <w:r>
         <w:rPr>
@@ -2269,9 +2770,9 @@
       <w:pPr>
         <w:numPr>
           <w:ilvl w:val="0"/>
-          <w:numId w:val="8"/>
+          <w:numId w:val="12"/>
         </w:numPr>
-        <w:spacing w:after="0" w:afterAutospacing="0" w:line="276" w:lineRule="auto"/>
+        <w:spacing w:after="0" w:line="276" w:lineRule="auto"/>
         <w:ind w:left="720" w:hanging="360"/>
         <w:jc w:val="both"/>
         <w:rPr>
@@ -2311,9 +2812,9 @@
       <w:pPr>
         <w:numPr>
           <w:ilvl w:val="0"/>
-          <w:numId w:val="8"/>
+          <w:numId w:val="12"/>
         </w:numPr>
-        <w:spacing w:after="0" w:afterAutospacing="0" w:line="276" w:lineRule="auto"/>
+        <w:spacing w:after="0" w:line="276" w:lineRule="auto"/>
         <w:ind w:left="720" w:hanging="360"/>
         <w:jc w:val="both"/>
         <w:rPr>
@@ -2353,9 +2854,9 @@
       <w:pPr>
         <w:numPr>
           <w:ilvl w:val="0"/>
-          <w:numId w:val="8"/>
+          <w:numId w:val="12"/>
         </w:numPr>
-        <w:spacing w:after="0" w:afterAutospacing="0" w:line="276" w:lineRule="auto"/>
+        <w:spacing w:after="0" w:line="276" w:lineRule="auto"/>
         <w:ind w:left="720" w:hanging="360"/>
         <w:jc w:val="both"/>
         <w:rPr>
@@ -2383,7 +2884,7 @@
           <w:szCs w:val="24"/>
           <w:rtl w:val="0"/>
         </w:rPr>
-        <w:t xml:space="preserve"> – A setting chosen before each game session that determines how many collectible boxes are placed on the platforms per round â€” Easy places 3 boxes, Medium places 5, and Hard places 6 â€” with more boxes meaning more wrong items to avoid.</w:t>
+        <w:t xml:space="preserve"> – A setting chosen before each game session that determines how many collectible boxes are placed on the platforms per round ” Easy places 3 boxes, Medium places 5, and Hard places 6 ” with more boxes meaning more wrong items to avoid.</w:t>
       </w:r>
       <w:r>
         <w:rPr>
@@ -2395,9 +2896,9 @@
       <w:pPr>
         <w:numPr>
           <w:ilvl w:val="0"/>
-          <w:numId w:val="8"/>
+          <w:numId w:val="12"/>
         </w:numPr>
-        <w:spacing w:after="0" w:afterAutospacing="0" w:line="276" w:lineRule="auto"/>
+        <w:spacing w:after="0" w:line="276" w:lineRule="auto"/>
         <w:ind w:left="720" w:hanging="360"/>
         <w:jc w:val="both"/>
         <w:rPr>
@@ -2437,9 +2938,9 @@
       <w:pPr>
         <w:numPr>
           <w:ilvl w:val="0"/>
-          <w:numId w:val="8"/>
+          <w:numId w:val="12"/>
         </w:numPr>
-        <w:spacing w:after="0" w:afterAutospacing="0" w:line="276" w:lineRule="auto"/>
+        <w:spacing w:after="0" w:line="276" w:lineRule="auto"/>
         <w:ind w:left="720" w:hanging="360"/>
         <w:jc w:val="both"/>
         <w:rPr>
@@ -2479,9 +2980,9 @@
       <w:pPr>
         <w:numPr>
           <w:ilvl w:val="0"/>
-          <w:numId w:val="8"/>
+          <w:numId w:val="12"/>
         </w:numPr>
-        <w:spacing w:after="0" w:afterAutospacing="0" w:line="276" w:lineRule="auto"/>
+        <w:spacing w:after="0" w:line="276" w:lineRule="auto"/>
         <w:ind w:left="720" w:hanging="360"/>
         <w:jc w:val="both"/>
         <w:rPr>
@@ -2509,7 +3010,7 @@
           <w:szCs w:val="24"/>
           <w:rtl w:val="0"/>
         </w:rPr>
-        <w:t xml:space="preserve"> – The full title of the game developed for this course project â€” JUMPY! Learning Adventures â€” a retro Win32 single-screen platformer written entirely in x86 NASM assembly in which players jump between platforms to collect correctly labeled boxes.</w:t>
+        <w:t xml:space="preserve"> – The full title of the game developed for this course project ” JUMPY! Learning Adventures ” a retro Win32 single-screen platformer written entirely in x86 NASM assembly in which players jump between platforms to collect correctly labeled boxes.</w:t>
       </w:r>
       <w:r>
         <w:rPr>
@@ -2521,9 +3022,9 @@
       <w:pPr>
         <w:numPr>
           <w:ilvl w:val="0"/>
-          <w:numId w:val="8"/>
+          <w:numId w:val="12"/>
         </w:numPr>
-        <w:spacing w:after="0" w:afterAutospacing="0" w:line="276" w:lineRule="auto"/>
+        <w:spacing w:after="0" w:line="276" w:lineRule="auto"/>
         <w:ind w:left="720" w:hanging="360"/>
         <w:jc w:val="both"/>
         <w:rPr>
@@ -2563,9 +3064,9 @@
       <w:pPr>
         <w:numPr>
           <w:ilvl w:val="0"/>
-          <w:numId w:val="8"/>
+          <w:numId w:val="12"/>
         </w:numPr>
-        <w:spacing w:after="0" w:afterAutospacing="0" w:line="276" w:lineRule="auto"/>
+        <w:spacing w:after="0" w:line="276" w:lineRule="auto"/>
         <w:ind w:left="720" w:hanging="360"/>
         <w:jc w:val="both"/>
         <w:rPr>
@@ -2605,9 +3106,9 @@
       <w:pPr>
         <w:numPr>
           <w:ilvl w:val="0"/>
-          <w:numId w:val="8"/>
+          <w:numId w:val="12"/>
         </w:numPr>
-        <w:spacing w:after="0" w:afterAutospacing="0" w:line="276" w:lineRule="auto"/>
+        <w:spacing w:after="0" w:line="276" w:lineRule="auto"/>
         <w:ind w:left="720" w:hanging="360"/>
         <w:jc w:val="both"/>
         <w:rPr>
@@ -2647,9 +3148,9 @@
       <w:pPr>
         <w:numPr>
           <w:ilvl w:val="0"/>
-          <w:numId w:val="8"/>
+          <w:numId w:val="12"/>
         </w:numPr>
-        <w:spacing w:after="0" w:afterAutospacing="0" w:line="276" w:lineRule="auto"/>
+        <w:spacing w:after="0" w:line="276" w:lineRule="auto"/>
         <w:ind w:left="720" w:hanging="360"/>
         <w:jc w:val="both"/>
         <w:rPr>
@@ -2689,9 +3190,9 @@
       <w:pPr>
         <w:numPr>
           <w:ilvl w:val="0"/>
-          <w:numId w:val="8"/>
+          <w:numId w:val="12"/>
         </w:numPr>
-        <w:spacing w:after="0" w:afterAutospacing="0" w:line="276" w:lineRule="auto"/>
+        <w:spacing w:after="0" w:line="276" w:lineRule="auto"/>
         <w:ind w:left="720" w:hanging="360"/>
         <w:jc w:val="both"/>
         <w:rPr>
@@ -2731,9 +3232,9 @@
       <w:pPr>
         <w:numPr>
           <w:ilvl w:val="0"/>
-          <w:numId w:val="8"/>
+          <w:numId w:val="12"/>
         </w:numPr>
-        <w:spacing w:after="0" w:afterAutospacing="0" w:line="276" w:lineRule="auto"/>
+        <w:spacing w:after="0" w:line="276" w:lineRule="auto"/>
         <w:ind w:left="720" w:hanging="360"/>
         <w:jc w:val="both"/>
         <w:rPr>
@@ -2773,9 +3274,9 @@
       <w:pPr>
         <w:numPr>
           <w:ilvl w:val="0"/>
-          <w:numId w:val="8"/>
+          <w:numId w:val="12"/>
         </w:numPr>
-        <w:spacing w:after="0" w:afterAutospacing="0" w:line="276" w:lineRule="auto"/>
+        <w:spacing w:after="0" w:line="276" w:lineRule="auto"/>
         <w:ind w:left="720" w:hanging="360"/>
         <w:jc w:val="both"/>
         <w:rPr>
@@ -2815,9 +3316,9 @@
       <w:pPr>
         <w:numPr>
           <w:ilvl w:val="0"/>
-          <w:numId w:val="8"/>
+          <w:numId w:val="12"/>
         </w:numPr>
-        <w:spacing w:after="0" w:afterAutospacing="0" w:line="276" w:lineRule="auto"/>
+        <w:spacing w:after="0" w:line="276" w:lineRule="auto"/>
         <w:ind w:left="720" w:hanging="360"/>
         <w:jc w:val="both"/>
         <w:rPr>
@@ -2857,9 +3358,9 @@
       <w:pPr>
         <w:numPr>
           <w:ilvl w:val="0"/>
-          <w:numId w:val="8"/>
+          <w:numId w:val="12"/>
         </w:numPr>
-        <w:spacing w:after="0" w:afterAutospacing="0" w:line="276" w:lineRule="auto"/>
+        <w:spacing w:after="0" w:line="276" w:lineRule="auto"/>
         <w:ind w:left="720" w:hanging="360"/>
         <w:jc w:val="both"/>
         <w:rPr>
@@ -2899,9 +3400,9 @@
       <w:pPr>
         <w:numPr>
           <w:ilvl w:val="0"/>
-          <w:numId w:val="8"/>
+          <w:numId w:val="12"/>
         </w:numPr>
-        <w:spacing w:after="0" w:afterAutospacing="0" w:line="276" w:lineRule="auto"/>
+        <w:spacing w:after="0" w:line="276" w:lineRule="auto"/>
         <w:ind w:left="720" w:hanging="360"/>
         <w:jc w:val="both"/>
         <w:rPr>
@@ -2941,9 +3442,9 @@
       <w:pPr>
         <w:numPr>
           <w:ilvl w:val="0"/>
-          <w:numId w:val="8"/>
+          <w:numId w:val="12"/>
         </w:numPr>
-        <w:spacing w:after="0" w:afterAutospacing="0" w:line="276" w:lineRule="auto"/>
+        <w:spacing w:after="0" w:line="276" w:lineRule="auto"/>
         <w:ind w:left="720" w:hanging="360"/>
         <w:jc w:val="both"/>
         <w:rPr>
@@ -2971,7 +3472,7 @@
           <w:szCs w:val="24"/>
           <w:rtl w:val="0"/>
         </w:rPr>
-        <w:t xml:space="preserve"> – The game mode in which the target sequence consists of eight geometric shape identifiers â€” Circle, Triangle, Square, Pentagon, Hexagon, Heptagon, Octagon, and Nonagon â€” displayed as a text label on the collectible box and drawn as a filled polygon in the upper-right corner of the screen.</w:t>
+        <w:t xml:space="preserve"> – The game mode in which the target sequence consists of eight geometric shape identifiers ” Circle, Triangle, Square, Pentagon, Hexagon, Heptagon, Octagon, and Nonagon ” displayed as a text label on the collectible box and drawn as a filled polygon in the upper-right corner of the screen.</w:t>
       </w:r>
       <w:r>
         <w:rPr>
@@ -2983,9 +3484,9 @@
       <w:pPr>
         <w:numPr>
           <w:ilvl w:val="0"/>
-          <w:numId w:val="8"/>
+          <w:numId w:val="12"/>
         </w:numPr>
-        <w:spacing w:after="0" w:afterAutospacing="0" w:line="276" w:lineRule="auto"/>
+        <w:spacing w:after="0" w:line="276" w:lineRule="auto"/>
         <w:ind w:left="720" w:hanging="360"/>
         <w:jc w:val="both"/>
         <w:rPr>
@@ -3025,9 +3526,9 @@
       <w:pPr>
         <w:numPr>
           <w:ilvl w:val="0"/>
-          <w:numId w:val="8"/>
+          <w:numId w:val="12"/>
         </w:numPr>
-        <w:spacing w:after="0" w:afterAutospacing="0" w:line="276" w:lineRule="auto"/>
+        <w:spacing w:after="0" w:line="276" w:lineRule="auto"/>
         <w:ind w:left="720" w:hanging="360"/>
         <w:jc w:val="both"/>
         <w:rPr>
@@ -3067,7 +3568,7 @@
       <w:pPr>
         <w:numPr>
           <w:ilvl w:val="0"/>
-          <w:numId w:val="8"/>
+          <w:numId w:val="12"/>
         </w:numPr>
         <w:spacing w:after="80" w:line="276" w:lineRule="auto"/>
         <w:ind w:left="720" w:hanging="360"/>
@@ -3109,9 +3610,9 @@
       <w:pPr>
         <w:numPr>
           <w:ilvl w:val="0"/>
-          <w:numId w:val="8"/>
+          <w:numId w:val="12"/>
         </w:numPr>
-        <w:spacing w:after="0" w:afterAutospacing="0" w:line="276" w:lineRule="auto"/>
+        <w:spacing w:after="0" w:line="276" w:lineRule="auto"/>
         <w:ind w:left="720" w:hanging="360"/>
         <w:jc w:val="both"/>
         <w:rPr>
@@ -3151,9 +3652,9 @@
       <w:pPr>
         <w:numPr>
           <w:ilvl w:val="0"/>
-          <w:numId w:val="8"/>
+          <w:numId w:val="12"/>
         </w:numPr>
-        <w:spacing w:after="0" w:afterAutospacing="0" w:line="276" w:lineRule="auto"/>
+        <w:spacing w:after="0" w:line="276" w:lineRule="auto"/>
         <w:ind w:left="720" w:hanging="360"/>
         <w:jc w:val="both"/>
         <w:rPr>
@@ -3684,7 +4185,7 @@
           <w:szCs w:val="24"/>
           <w:rtl w:val="0"/>
         </w:rPr>
-        <w:t xml:space="preserve">Continue collecting the correct boxes in sequence. The target sequence restarts from the beginning once all items have been collected. The round ends when the player â€” or in two-player mode, both players â€” exhaust all three lives. Press ESC at any time to return immediately to the Main Menu.</w:t>
+        <w:t xml:space="preserve">Continue collecting the correct boxes in sequence. The target sequence restarts from the beginning once all items have been collected. The round ends when the player ”or in two-player mode, both players” exhaust all three lives. Press ESC at any time to return immediately to the Main Menu.</w:t>
       </w:r>
       <w:r>
         <w:rPr>
@@ -3830,6 +4331,48 @@
           <w:rtl w:val="0"/>
         </w:rPr>
       </w:r>
+      <w:r>
+        <w:drawing>
+          <wp:anchor allowOverlap="1" behindDoc="0" distB="114300" distT="114300" distL="114300" distR="114300" hidden="0" layoutInCell="1" locked="0" relativeHeight="0" simplePos="0">
+            <wp:simplePos x="0" y="0"/>
+            <wp:positionH relativeFrom="column">
+              <wp:posOffset>-919162</wp:posOffset>
+            </wp:positionH>
+            <wp:positionV relativeFrom="paragraph">
+              <wp:posOffset>390525</wp:posOffset>
+            </wp:positionV>
+            <wp:extent cx="7777163" cy="5521287"/>
+            <wp:effectExtent b="0" l="0" r="0" t="0"/>
+            <wp:wrapNone/>
+            <wp:docPr id="4" name="image3.jpg"/>
+            <a:graphic>
+              <a:graphicData uri="http://schemas.openxmlformats.org/drawingml/2006/picture">
+                <pic:pic>
+                  <pic:nvPicPr>
+                    <pic:cNvPr id="0" name="image3.jpg"/>
+                    <pic:cNvPicPr preferRelativeResize="0"/>
+                  </pic:nvPicPr>
+                  <pic:blipFill>
+                    <a:blip r:embed="rId8"/>
+                    <a:srcRect b="0" l="0" r="0" t="0"/>
+                    <a:stretch>
+                      <a:fillRect/>
+                    </a:stretch>
+                  </pic:blipFill>
+                  <pic:spPr>
+                    <a:xfrm>
+                      <a:off x="0" y="0"/>
+                      <a:ext cx="7777163" cy="5521287"/>
+                    </a:xfrm>
+                    <a:prstGeom prst="rect"/>
+                    <a:ln/>
+                  </pic:spPr>
+                </pic:pic>
+              </a:graphicData>
+            </a:graphic>
+          </wp:anchor>
+        </w:drawing>
+      </w:r>
     </w:p>
     <w:p>
       <w:pPr>
@@ -3887,15 +4430,25 @@
         </w:rPr>
         <w:t xml:space="preserve">IMPORTANT: Complete the development environment setup in Section A before attempting to build or run the game from source. JUMPY! was developed entirely in Visual Studio Code using NASM x86 assembly, the GoLink linker, and GDB for debugging. Your PC must have this toolchain configured first; otherwise the assembly source cannot be assembled, linked, or debugged.</w:t>
       </w:r>
-    </w:p>
-    <w:p>
-      <w:pPr>
-        <w:spacing w:line="276" w:lineRule="auto"/>
-        <w:jc w:val="both"/>
-        <w:rPr>
-          <w:rFonts w:ascii="Century Gothic" w:cs="Century Gothic" w:eastAsia="Century Gothic" w:hAnsi="Century Gothic"/>
-        </w:rPr>
-      </w:pPr>
+      <w:r>
+        <w:rPr>
+          <w:rtl w:val="0"/>
+        </w:rPr>
+      </w:r>
+    </w:p>
+    <w:p>
+      <w:pPr>
+        <w:spacing w:line="276" w:lineRule="auto"/>
+        <w:jc w:val="both"/>
+        <w:rPr>
+          <w:rFonts w:ascii="Century Gothic" w:cs="Century Gothic" w:eastAsia="Century Gothic" w:hAnsi="Century Gothic"/>
+        </w:rPr>
+      </w:pPr>
+      <w:r>
+        <w:rPr>
+          <w:rtl w:val="0"/>
+        </w:rPr>
+      </w:r>
     </w:p>
     <w:p>
       <w:pPr>
@@ -3918,15 +4471,25 @@
         </w:rPr>
         <w:t xml:space="preserve">A. DEVELOPMENT ENVIRONMENT SETUP (Complete This First)</w:t>
       </w:r>
-    </w:p>
-    <w:p>
-      <w:pPr>
-        <w:spacing w:line="276" w:lineRule="auto"/>
-        <w:jc w:val="both"/>
-        <w:rPr>
-          <w:rFonts w:ascii="Century Gothic" w:cs="Century Gothic" w:eastAsia="Century Gothic" w:hAnsi="Century Gothic"/>
-        </w:rPr>
-      </w:pPr>
+      <w:r>
+        <w:rPr>
+          <w:rtl w:val="0"/>
+        </w:rPr>
+      </w:r>
+    </w:p>
+    <w:p>
+      <w:pPr>
+        <w:spacing w:line="276" w:lineRule="auto"/>
+        <w:jc w:val="both"/>
+        <w:rPr>
+          <w:rFonts w:ascii="Century Gothic" w:cs="Century Gothic" w:eastAsia="Century Gothic" w:hAnsi="Century Gothic"/>
+        </w:rPr>
+      </w:pPr>
+      <w:r>
+        <w:rPr>
+          <w:rtl w:val="0"/>
+        </w:rPr>
+      </w:r>
     </w:p>
     <w:p>
       <w:pPr>
@@ -3946,15 +4509,25 @@
         </w:rPr>
         <w:t xml:space="preserve">This section covers installing every tool required to build and debug the assembly source on Windows. No high-level wrappers or compiler drivers are used—you invoke the assembler and linker directly, as configured in the project's VS Code tasks.</w:t>
       </w:r>
-    </w:p>
-    <w:p>
-      <w:pPr>
-        <w:spacing w:line="276" w:lineRule="auto"/>
-        <w:jc w:val="both"/>
-        <w:rPr>
-          <w:rFonts w:ascii="Century Gothic" w:cs="Century Gothic" w:eastAsia="Century Gothic" w:hAnsi="Century Gothic"/>
-        </w:rPr>
-      </w:pPr>
+      <w:r>
+        <w:rPr>
+          <w:rtl w:val="0"/>
+        </w:rPr>
+      </w:r>
+    </w:p>
+    <w:p>
+      <w:pPr>
+        <w:spacing w:line="276" w:lineRule="auto"/>
+        <w:jc w:val="both"/>
+        <w:rPr>
+          <w:rFonts w:ascii="Century Gothic" w:cs="Century Gothic" w:eastAsia="Century Gothic" w:hAnsi="Century Gothic"/>
+        </w:rPr>
+      </w:pPr>
+      <w:r>
+        <w:rPr>
+          <w:rtl w:val="0"/>
+        </w:rPr>
+      </w:r>
     </w:p>
     <w:p>
       <w:pPr>
@@ -3977,15 +4550,25 @@
         </w:rPr>
         <w:t xml:space="preserve">A.1 NASM (Netwide Assembler)</w:t>
       </w:r>
-    </w:p>
-    <w:p>
-      <w:pPr>
-        <w:spacing w:line="276" w:lineRule="auto"/>
-        <w:jc w:val="both"/>
-        <w:rPr>
-          <w:rFonts w:ascii="Century Gothic" w:cs="Century Gothic" w:eastAsia="Century Gothic" w:hAnsi="Century Gothic"/>
-        </w:rPr>
-      </w:pPr>
+      <w:r>
+        <w:rPr>
+          <w:rtl w:val="0"/>
+        </w:rPr>
+      </w:r>
+    </w:p>
+    <w:p>
+      <w:pPr>
+        <w:spacing w:line="276" w:lineRule="auto"/>
+        <w:jc w:val="both"/>
+        <w:rPr>
+          <w:rFonts w:ascii="Century Gothic" w:cs="Century Gothic" w:eastAsia="Century Gothic" w:hAnsi="Century Gothic"/>
+        </w:rPr>
+      </w:pPr>
+      <w:r>
+        <w:rPr>
+          <w:rtl w:val="0"/>
+        </w:rPr>
+      </w:r>
     </w:p>
     <w:p>
       <w:pPr>
@@ -4005,15 +4588,25 @@
         </w:rPr>
         <w:t xml:space="preserve">NASM translates the .asm source into a Win32 COFF object file (.obj).</w:t>
       </w:r>
-    </w:p>
-    <w:p>
-      <w:pPr>
-        <w:spacing w:line="276" w:lineRule="auto"/>
-        <w:jc w:val="both"/>
-        <w:rPr>
-          <w:rFonts w:ascii="Century Gothic" w:cs="Century Gothic" w:eastAsia="Century Gothic" w:hAnsi="Century Gothic"/>
-        </w:rPr>
-      </w:pPr>
+      <w:r>
+        <w:rPr>
+          <w:rtl w:val="0"/>
+        </w:rPr>
+      </w:r>
+    </w:p>
+    <w:p>
+      <w:pPr>
+        <w:spacing w:line="276" w:lineRule="auto"/>
+        <w:jc w:val="both"/>
+        <w:rPr>
+          <w:rFonts w:ascii="Century Gothic" w:cs="Century Gothic" w:eastAsia="Century Gothic" w:hAnsi="Century Gothic"/>
+        </w:rPr>
+      </w:pPr>
+      <w:r>
+        <w:rPr>
+          <w:rtl w:val="0"/>
+        </w:rPr>
+      </w:r>
     </w:p>
     <w:p>
       <w:pPr>
@@ -4033,6 +4626,11 @@
         </w:rPr>
         <w:t xml:space="preserve">1. Download the latest stable Windows installer from: https://www.nasm.us/pub/nasm/releasebuilds/</w:t>
       </w:r>
+      <w:r>
+        <w:rPr>
+          <w:rtl w:val="0"/>
+        </w:rPr>
+      </w:r>
     </w:p>
     <w:p>
       <w:pPr>
@@ -4052,6 +4650,11 @@
         </w:rPr>
         <w:t xml:space="preserve">2. Install the win64 installer (works on 64-bit Windows; assembles 32-bit code with -f win32).</w:t>
       </w:r>
+      <w:r>
+        <w:rPr>
+          <w:rtl w:val="0"/>
+        </w:rPr>
+      </w:r>
     </w:p>
     <w:p>
       <w:pPr>
@@ -4071,6 +4674,11 @@
         </w:rPr>
         <w:t xml:space="preserve">3. Default install path: C:\Program Files\NASM</w:t>
       </w:r>
+      <w:r>
+        <w:rPr>
+          <w:rtl w:val="0"/>
+        </w:rPr>
+      </w:r>
     </w:p>
     <w:p>
       <w:pPr>
@@ -4090,6 +4698,11 @@
         </w:rPr>
         <w:t xml:space="preserve">4. Add the NASM directory to your user PATH (System Properties → Environment Variables).</w:t>
       </w:r>
+      <w:r>
+        <w:rPr>
+          <w:rtl w:val="0"/>
+        </w:rPr>
+      </w:r>
     </w:p>
     <w:p>
       <w:pPr>
@@ -4109,6 +4722,11 @@
         </w:rPr>
         <w:t xml:space="preserve">5. Verify by opening Command Prompt and running: nasm --version</w:t>
       </w:r>
+      <w:r>
+        <w:rPr>
+          <w:rtl w:val="0"/>
+        </w:rPr>
+      </w:r>
     </w:p>
     <w:p>
       <w:pPr>
@@ -4128,15 +4746,25 @@
         </w:rPr>
         <w:t xml:space="preserve">   Expected output example: NASM version 2.16.03 compiled on ...</w:t>
       </w:r>
-    </w:p>
-    <w:p>
-      <w:pPr>
-        <w:spacing w:line="276" w:lineRule="auto"/>
-        <w:jc w:val="both"/>
-        <w:rPr>
-          <w:rFonts w:ascii="Century Gothic" w:cs="Century Gothic" w:eastAsia="Century Gothic" w:hAnsi="Century Gothic"/>
-        </w:rPr>
-      </w:pPr>
+      <w:r>
+        <w:rPr>
+          <w:rtl w:val="0"/>
+        </w:rPr>
+      </w:r>
+    </w:p>
+    <w:p>
+      <w:pPr>
+        <w:spacing w:line="276" w:lineRule="auto"/>
+        <w:jc w:val="both"/>
+        <w:rPr>
+          <w:rFonts w:ascii="Century Gothic" w:cs="Century Gothic" w:eastAsia="Century Gothic" w:hAnsi="Century Gothic"/>
+        </w:rPr>
+      </w:pPr>
+      <w:r>
+        <w:rPr>
+          <w:rtl w:val="0"/>
+        </w:rPr>
+      </w:r>
     </w:p>
     <w:p>
       <w:pPr>
@@ -4159,15 +4787,25 @@
         </w:rPr>
         <w:t xml:space="preserve">A.2 GoLink (Linker)</w:t>
       </w:r>
-    </w:p>
-    <w:p>
-      <w:pPr>
-        <w:spacing w:line="276" w:lineRule="auto"/>
-        <w:jc w:val="both"/>
-        <w:rPr>
-          <w:rFonts w:ascii="Century Gothic" w:cs="Century Gothic" w:eastAsia="Century Gothic" w:hAnsi="Century Gothic"/>
-        </w:rPr>
-      </w:pPr>
+      <w:r>
+        <w:rPr>
+          <w:rtl w:val="0"/>
+        </w:rPr>
+      </w:r>
+    </w:p>
+    <w:p>
+      <w:pPr>
+        <w:spacing w:line="276" w:lineRule="auto"/>
+        <w:jc w:val="both"/>
+        <w:rPr>
+          <w:rFonts w:ascii="Century Gothic" w:cs="Century Gothic" w:eastAsia="Century Gothic" w:hAnsi="Century Gothic"/>
+        </w:rPr>
+      </w:pPr>
+      <w:r>
+        <w:rPr>
+          <w:rtl w:val="0"/>
+        </w:rPr>
+      </w:r>
     </w:p>
     <w:p>
       <w:pPr>
@@ -4187,15 +4825,25 @@
         </w:rPr>
         <w:t xml:space="preserve">GoLink is a lightweight Windows linker that links directly against system DLLs without import libraries (.lib files).</w:t>
       </w:r>
-    </w:p>
-    <w:p>
-      <w:pPr>
-        <w:spacing w:line="276" w:lineRule="auto"/>
-        <w:jc w:val="both"/>
-        <w:rPr>
-          <w:rFonts w:ascii="Century Gothic" w:cs="Century Gothic" w:eastAsia="Century Gothic" w:hAnsi="Century Gothic"/>
-        </w:rPr>
-      </w:pPr>
+      <w:r>
+        <w:rPr>
+          <w:rtl w:val="0"/>
+        </w:rPr>
+      </w:r>
+    </w:p>
+    <w:p>
+      <w:pPr>
+        <w:spacing w:line="276" w:lineRule="auto"/>
+        <w:jc w:val="both"/>
+        <w:rPr>
+          <w:rFonts w:ascii="Century Gothic" w:cs="Century Gothic" w:eastAsia="Century Gothic" w:hAnsi="Century Gothic"/>
+        </w:rPr>
+      </w:pPr>
+      <w:r>
+        <w:rPr>
+          <w:rtl w:val="0"/>
+        </w:rPr>
+      </w:r>
     </w:p>
     <w:p>
       <w:pPr>
@@ -4215,6 +4863,11 @@
         </w:rPr>
         <w:t xml:space="preserve">1. Download GoLink from: https://www.godevtool.com/</w:t>
       </w:r>
+      <w:r>
+        <w:rPr>
+          <w:rtl w:val="0"/>
+        </w:rPr>
+      </w:r>
     </w:p>
     <w:p>
       <w:pPr>
@@ -4234,6 +4887,11 @@
         </w:rPr>
         <w:t xml:space="preserve">2. Extract GoLink.exe to a tools directory (e.g., C:\Tools\GoLink) and add that directory to your PATH.</w:t>
       </w:r>
+      <w:r>
+        <w:rPr>
+          <w:rtl w:val="0"/>
+        </w:rPr>
+      </w:r>
     </w:p>
     <w:p>
       <w:pPr>
@@ -4253,15 +4911,25 @@
         </w:rPr>
         <w:t xml:space="preserve">3. Verify by running: GoLink /?</w:t>
       </w:r>
-    </w:p>
-    <w:p>
-      <w:pPr>
-        <w:spacing w:line="276" w:lineRule="auto"/>
-        <w:jc w:val="both"/>
-        <w:rPr>
-          <w:rFonts w:ascii="Century Gothic" w:cs="Century Gothic" w:eastAsia="Century Gothic" w:hAnsi="Century Gothic"/>
-        </w:rPr>
-      </w:pPr>
+      <w:r>
+        <w:rPr>
+          <w:rtl w:val="0"/>
+        </w:rPr>
+      </w:r>
+    </w:p>
+    <w:p>
+      <w:pPr>
+        <w:spacing w:line="276" w:lineRule="auto"/>
+        <w:jc w:val="both"/>
+        <w:rPr>
+          <w:rFonts w:ascii="Century Gothic" w:cs="Century Gothic" w:eastAsia="Century Gothic" w:hAnsi="Century Gothic"/>
+        </w:rPr>
+      </w:pPr>
+      <w:r>
+        <w:rPr>
+          <w:rtl w:val="0"/>
+        </w:rPr>
+      </w:r>
     </w:p>
     <w:p>
       <w:pPr>
@@ -4284,15 +4952,25 @@
         </w:rPr>
         <w:t xml:space="preserve">A.3 GDB (Debugger — Optional but Recommended)</w:t>
       </w:r>
-    </w:p>
-    <w:p>
-      <w:pPr>
-        <w:spacing w:line="276" w:lineRule="auto"/>
-        <w:jc w:val="both"/>
-        <w:rPr>
-          <w:rFonts w:ascii="Century Gothic" w:cs="Century Gothic" w:eastAsia="Century Gothic" w:hAnsi="Century Gothic"/>
-        </w:rPr>
-      </w:pPr>
+      <w:r>
+        <w:rPr>
+          <w:rtl w:val="0"/>
+        </w:rPr>
+      </w:r>
+    </w:p>
+    <w:p>
+      <w:pPr>
+        <w:spacing w:line="276" w:lineRule="auto"/>
+        <w:jc w:val="both"/>
+        <w:rPr>
+          <w:rFonts w:ascii="Century Gothic" w:cs="Century Gothic" w:eastAsia="Century Gothic" w:hAnsi="Century Gothic"/>
+        </w:rPr>
+      </w:pPr>
+      <w:r>
+        <w:rPr>
+          <w:rtl w:val="0"/>
+        </w:rPr>
+      </w:r>
     </w:p>
     <w:p>
       <w:pPr>
@@ -4312,15 +4990,25 @@
         </w:rPr>
         <w:t xml:space="preserve">GDB lets you step through assembly instruction-by-instruction and inspect registers, flags, and memory.</w:t>
       </w:r>
-    </w:p>
-    <w:p>
-      <w:pPr>
-        <w:spacing w:line="276" w:lineRule="auto"/>
-        <w:jc w:val="both"/>
-        <w:rPr>
-          <w:rFonts w:ascii="Century Gothic" w:cs="Century Gothic" w:eastAsia="Century Gothic" w:hAnsi="Century Gothic"/>
-        </w:rPr>
-      </w:pPr>
+      <w:r>
+        <w:rPr>
+          <w:rtl w:val="0"/>
+        </w:rPr>
+      </w:r>
+    </w:p>
+    <w:p>
+      <w:pPr>
+        <w:spacing w:line="276" w:lineRule="auto"/>
+        <w:jc w:val="both"/>
+        <w:rPr>
+          <w:rFonts w:ascii="Century Gothic" w:cs="Century Gothic" w:eastAsia="Century Gothic" w:hAnsi="Century Gothic"/>
+        </w:rPr>
+      </w:pPr>
+      <w:r>
+        <w:rPr>
+          <w:rtl w:val="0"/>
+        </w:rPr>
+      </w:r>
     </w:p>
     <w:p>
       <w:pPr>
@@ -4340,6 +5028,11 @@
         </w:rPr>
         <w:t xml:space="preserve">Option A — MSYS2 (recommended): pacman -S mingw-w64-i686-gdb</w:t>
       </w:r>
+      <w:r>
+        <w:rPr>
+          <w:rtl w:val="0"/>
+        </w:rPr>
+      </w:r>
     </w:p>
     <w:p>
       <w:pPr>
@@ -4359,6 +5052,11 @@
         </w:rPr>
         <w:t xml:space="preserve">Option B — TDM-GCC: Download from https://jmeubank.github.io/tdm-gcc/ (bundles GDB).</w:t>
       </w:r>
+      <w:r>
+        <w:rPr>
+          <w:rtl w:val="0"/>
+        </w:rPr>
+      </w:r>
     </w:p>
     <w:p>
       <w:pPr>
@@ -4378,15 +5076,25 @@
         </w:rPr>
         <w:t xml:space="preserve">After install, verify: gdb --version</w:t>
       </w:r>
-    </w:p>
-    <w:p>
-      <w:pPr>
-        <w:spacing w:line="276" w:lineRule="auto"/>
-        <w:jc w:val="both"/>
-        <w:rPr>
-          <w:rFonts w:ascii="Century Gothic" w:cs="Century Gothic" w:eastAsia="Century Gothic" w:hAnsi="Century Gothic"/>
-        </w:rPr>
-      </w:pPr>
+      <w:r>
+        <w:rPr>
+          <w:rtl w:val="0"/>
+        </w:rPr>
+      </w:r>
+    </w:p>
+    <w:p>
+      <w:pPr>
+        <w:spacing w:line="276" w:lineRule="auto"/>
+        <w:jc w:val="both"/>
+        <w:rPr>
+          <w:rFonts w:ascii="Century Gothic" w:cs="Century Gothic" w:eastAsia="Century Gothic" w:hAnsi="Century Gothic"/>
+        </w:rPr>
+      </w:pPr>
+      <w:r>
+        <w:rPr>
+          <w:rtl w:val="0"/>
+        </w:rPr>
+      </w:r>
     </w:p>
     <w:p>
       <w:pPr>
@@ -4409,15 +5117,25 @@
         </w:rPr>
         <w:t xml:space="preserve">A.4 Visual Studio Code Extension Stack</w:t>
       </w:r>
-    </w:p>
-    <w:p>
-      <w:pPr>
-        <w:spacing w:line="276" w:lineRule="auto"/>
-        <w:jc w:val="both"/>
-        <w:rPr>
-          <w:rFonts w:ascii="Century Gothic" w:cs="Century Gothic" w:eastAsia="Century Gothic" w:hAnsi="Century Gothic"/>
-        </w:rPr>
-      </w:pPr>
+      <w:r>
+        <w:rPr>
+          <w:rtl w:val="0"/>
+        </w:rPr>
+      </w:r>
+    </w:p>
+    <w:p>
+      <w:pPr>
+        <w:spacing w:line="276" w:lineRule="auto"/>
+        <w:jc w:val="both"/>
+        <w:rPr>
+          <w:rFonts w:ascii="Century Gothic" w:cs="Century Gothic" w:eastAsia="Century Gothic" w:hAnsi="Century Gothic"/>
+        </w:rPr>
+      </w:pPr>
+      <w:r>
+        <w:rPr>
+          <w:rtl w:val="0"/>
+        </w:rPr>
+      </w:r>
     </w:p>
     <w:p>
       <w:pPr>
@@ -4437,15 +5155,25 @@
         </w:rPr>
         <w:t xml:space="preserve">Install Visual Studio Code, then open the jumpstart-asm project folder. VS Code will prompt you to install recommended extensions from .vscode/extensions.json. Install all of the following:</w:t>
       </w:r>
-    </w:p>
-    <w:p>
-      <w:pPr>
-        <w:spacing w:line="276" w:lineRule="auto"/>
-        <w:jc w:val="both"/>
-        <w:rPr>
-          <w:rFonts w:ascii="Century Gothic" w:cs="Century Gothic" w:eastAsia="Century Gothic" w:hAnsi="Century Gothic"/>
-        </w:rPr>
-      </w:pPr>
+      <w:r>
+        <w:rPr>
+          <w:rtl w:val="0"/>
+        </w:rPr>
+      </w:r>
+    </w:p>
+    <w:p>
+      <w:pPr>
+        <w:spacing w:line="276" w:lineRule="auto"/>
+        <w:jc w:val="both"/>
+        <w:rPr>
+          <w:rFonts w:ascii="Century Gothic" w:cs="Century Gothic" w:eastAsia="Century Gothic" w:hAnsi="Century Gothic"/>
+        </w:rPr>
+      </w:pPr>
+      <w:r>
+        <w:rPr>
+          <w:rtl w:val="0"/>
+        </w:rPr>
+      </w:r>
     </w:p>
     <w:p>
       <w:pPr>
@@ -4465,6 +5193,11 @@
         </w:rPr>
         <w:t xml:space="preserve">• NASM Language Support (rights.nas-vscode) — syntax highlighting and snippets for NASM assembly</w:t>
       </w:r>
+      <w:r>
+        <w:rPr>
+          <w:rtl w:val="0"/>
+        </w:rPr>
+      </w:r>
     </w:p>
     <w:p>
       <w:pPr>
@@ -4484,6 +5217,11 @@
         </w:rPr>
         <w:t xml:space="preserve">• x86 and x86-64 Assembly (13xforever.language-x86-64-assembly) — broader x86 syntax grammar</w:t>
       </w:r>
+      <w:r>
+        <w:rPr>
+          <w:rtl w:val="0"/>
+        </w:rPr>
+      </w:r>
     </w:p>
     <w:p>
       <w:pPr>
@@ -4503,6 +5241,11 @@
         </w:rPr>
         <w:t xml:space="preserve">• ASM Code Lens (maziac.asm-code-lens) — go-to-definition and outline for labels/symbols</w:t>
       </w:r>
+      <w:r>
+        <w:rPr>
+          <w:rtl w:val="0"/>
+        </w:rPr>
+      </w:r>
     </w:p>
     <w:p>
       <w:pPr>
@@ -4522,6 +5265,11 @@
         </w:rPr>
         <w:t xml:space="preserve">• C/C++ (ms-vscode.cpptools) — provides the cppdbg debug adapter for GDB integration</w:t>
       </w:r>
+      <w:r>
+        <w:rPr>
+          <w:rtl w:val="0"/>
+        </w:rPr>
+      </w:r>
     </w:p>
     <w:p>
       <w:pPr>
@@ -4541,6 +5289,11 @@
         </w:rPr>
         <w:t xml:space="preserve">• Native Debug (webfreak.debug) — alternative GDB frontend with disassembly view</w:t>
       </w:r>
+      <w:r>
+        <w:rPr>
+          <w:rtl w:val="0"/>
+        </w:rPr>
+      </w:r>
     </w:p>
     <w:p>
       <w:pPr>
@@ -4560,15 +5313,25 @@
         </w:rPr>
         <w:t xml:space="preserve">• Hex Editor (ms-vscode.hexeditor) — inspect .obj and .exe binaries in the editor</w:t>
       </w:r>
-    </w:p>
-    <w:p>
-      <w:pPr>
-        <w:spacing w:line="276" w:lineRule="auto"/>
-        <w:jc w:val="both"/>
-        <w:rPr>
-          <w:rFonts w:ascii="Century Gothic" w:cs="Century Gothic" w:eastAsia="Century Gothic" w:hAnsi="Century Gothic"/>
-        </w:rPr>
-      </w:pPr>
+      <w:r>
+        <w:rPr>
+          <w:rtl w:val="0"/>
+        </w:rPr>
+      </w:r>
+    </w:p>
+    <w:p>
+      <w:pPr>
+        <w:spacing w:line="276" w:lineRule="auto"/>
+        <w:jc w:val="both"/>
+        <w:rPr>
+          <w:rFonts w:ascii="Century Gothic" w:cs="Century Gothic" w:eastAsia="Century Gothic" w:hAnsi="Century Gothic"/>
+        </w:rPr>
+      </w:pPr>
+      <w:r>
+        <w:rPr>
+          <w:rtl w:val="0"/>
+        </w:rPr>
+      </w:r>
     </w:p>
     <w:p>
       <w:pPr>
@@ -4591,15 +5354,25 @@
         </w:rPr>
         <w:t xml:space="preserve">A.5 Project Structure</w:t>
       </w:r>
-    </w:p>
-    <w:p>
-      <w:pPr>
-        <w:spacing w:line="276" w:lineRule="auto"/>
-        <w:jc w:val="both"/>
-        <w:rPr>
-          <w:rFonts w:ascii="Century Gothic" w:cs="Century Gothic" w:eastAsia="Century Gothic" w:hAnsi="Century Gothic"/>
-        </w:rPr>
-      </w:pPr>
+      <w:r>
+        <w:rPr>
+          <w:rtl w:val="0"/>
+        </w:rPr>
+      </w:r>
+    </w:p>
+    <w:p>
+      <w:pPr>
+        <w:spacing w:line="276" w:lineRule="auto"/>
+        <w:jc w:val="both"/>
+        <w:rPr>
+          <w:rFonts w:ascii="Century Gothic" w:cs="Century Gothic" w:eastAsia="Century Gothic" w:hAnsi="Century Gothic"/>
+        </w:rPr>
+      </w:pPr>
+      <w:r>
+        <w:rPr>
+          <w:rtl w:val="0"/>
+        </w:rPr>
+      </w:r>
     </w:p>
     <w:p>
       <w:pPr>
@@ -4619,6 +5392,11 @@
         </w:rPr>
         <w:t xml:space="preserve">jumpstart-asm/</w:t>
       </w:r>
+      <w:r>
+        <w:rPr>
+          <w:rtl w:val="0"/>
+        </w:rPr>
+      </w:r>
     </w:p>
     <w:p>
       <w:pPr>
@@ -4638,6 +5416,11 @@
         </w:rPr>
         <w:t xml:space="preserve">  .vscode/          extensions.json, settings.json, tasks.json, launch.json</w:t>
       </w:r>
+      <w:r>
+        <w:rPr>
+          <w:rtl w:val="0"/>
+        </w:rPr>
+      </w:r>
     </w:p>
     <w:p>
       <w:pPr>
@@ -4657,6 +5440,11 @@
         </w:rPr>
         <w:t xml:space="preserve">  src/              game.asm (main game source)</w:t>
       </w:r>
+      <w:r>
+        <w:rPr>
+          <w:rtl w:val="0"/>
+        </w:rPr>
+      </w:r>
     </w:p>
     <w:p>
       <w:pPr>
@@ -4676,6 +5464,11 @@
         </w:rPr>
         <w:t xml:space="preserve">  build/            build.bat, game.exe output</w:t>
       </w:r>
+      <w:r>
+        <w:rPr>
+          <w:rtl w:val="0"/>
+        </w:rPr>
+      </w:r>
     </w:p>
     <w:p>
       <w:pPr>
@@ -4695,15 +5488,25 @@
         </w:rPr>
         <w:t xml:space="preserve">  res/              resources (future assets)</w:t>
       </w:r>
-    </w:p>
-    <w:p>
-      <w:pPr>
-        <w:spacing w:line="276" w:lineRule="auto"/>
-        <w:jc w:val="both"/>
-        <w:rPr>
-          <w:rFonts w:ascii="Century Gothic" w:cs="Century Gothic" w:eastAsia="Century Gothic" w:hAnsi="Century Gothic"/>
-        </w:rPr>
-      </w:pPr>
+      <w:r>
+        <w:rPr>
+          <w:rtl w:val="0"/>
+        </w:rPr>
+      </w:r>
+    </w:p>
+    <w:p>
+      <w:pPr>
+        <w:spacing w:line="276" w:lineRule="auto"/>
+        <w:jc w:val="both"/>
+        <w:rPr>
+          <w:rFonts w:ascii="Century Gothic" w:cs="Century Gothic" w:eastAsia="Century Gothic" w:hAnsi="Century Gothic"/>
+        </w:rPr>
+      </w:pPr>
+      <w:r>
+        <w:rPr>
+          <w:rtl w:val="0"/>
+        </w:rPr>
+      </w:r>
     </w:p>
     <w:p>
       <w:pPr>
@@ -4726,15 +5529,25 @@
         </w:rPr>
         <w:t xml:space="preserve">A.6 Build Automation in VS Code</w:t>
       </w:r>
-    </w:p>
-    <w:p>
-      <w:pPr>
-        <w:spacing w:line="276" w:lineRule="auto"/>
-        <w:jc w:val="both"/>
-        <w:rPr>
-          <w:rFonts w:ascii="Century Gothic" w:cs="Century Gothic" w:eastAsia="Century Gothic" w:hAnsi="Century Gothic"/>
-        </w:rPr>
-      </w:pPr>
+      <w:r>
+        <w:rPr>
+          <w:rtl w:val="0"/>
+        </w:rPr>
+      </w:r>
+    </w:p>
+    <w:p>
+      <w:pPr>
+        <w:spacing w:line="276" w:lineRule="auto"/>
+        <w:jc w:val="both"/>
+        <w:rPr>
+          <w:rFonts w:ascii="Century Gothic" w:cs="Century Gothic" w:eastAsia="Century Gothic" w:hAnsi="Century Gothic"/>
+        </w:rPr>
+      </w:pPr>
+      <w:r>
+        <w:rPr>
+          <w:rtl w:val="0"/>
+        </w:rPr>
+      </w:r>
     </w:p>
     <w:p>
       <w:pPr>
@@ -4754,15 +5567,25 @@
         </w:rPr>
         <w:t xml:space="preserve">After the toolchain is installed and the project is opened in VS Code:</w:t>
       </w:r>
-    </w:p>
-    <w:p>
-      <w:pPr>
-        <w:spacing w:line="276" w:lineRule="auto"/>
-        <w:jc w:val="both"/>
-        <w:rPr>
-          <w:rFonts w:ascii="Century Gothic" w:cs="Century Gothic" w:eastAsia="Century Gothic" w:hAnsi="Century Gothic"/>
-        </w:rPr>
-      </w:pPr>
+      <w:r>
+        <w:rPr>
+          <w:rtl w:val="0"/>
+        </w:rPr>
+      </w:r>
+    </w:p>
+    <w:p>
+      <w:pPr>
+        <w:spacing w:line="276" w:lineRule="auto"/>
+        <w:jc w:val="both"/>
+        <w:rPr>
+          <w:rFonts w:ascii="Century Gothic" w:cs="Century Gothic" w:eastAsia="Century Gothic" w:hAnsi="Century Gothic"/>
+        </w:rPr>
+      </w:pPr>
+      <w:r>
+        <w:rPr>
+          <w:rtl w:val="0"/>
+        </w:rPr>
+      </w:r>
     </w:p>
     <w:p>
       <w:pPr>
@@ -4782,6 +5605,11 @@
         </w:rPr>
         <w:t xml:space="preserve">• Ctrl+Shift+B — runs "Build All" (assemble then link)</w:t>
       </w:r>
+      <w:r>
+        <w:rPr>
+          <w:rtl w:val="0"/>
+        </w:rPr>
+      </w:r>
     </w:p>
     <w:p>
       <w:pPr>
@@ -4801,6 +5629,11 @@
         </w:rPr>
         <w:t xml:space="preserve">• The Assemble task runs: nasm -f win32 -g -F cv8 -o build/game.obj src/game.asm</w:t>
       </w:r>
+      <w:r>
+        <w:rPr>
+          <w:rtl w:val="0"/>
+        </w:rPr>
+      </w:r>
     </w:p>
     <w:p>
       <w:pPr>
@@ -4820,6 +5653,11 @@
         </w:rPr>
         <w:t xml:space="preserve">• The Link task runs GoLink with /entry _WinMain@16 /debug coff and links kernel32.dll, user32.dll, gdi32.dll</w:t>
       </w:r>
+      <w:r>
+        <w:rPr>
+          <w:rtl w:val="0"/>
+        </w:rPr>
+      </w:r>
     </w:p>
     <w:p>
       <w:pPr>
@@ -4839,6 +5677,11 @@
         </w:rPr>
         <w:t xml:space="preserve">• A "Build &amp; Run" task chains build and launch</w:t>
       </w:r>
+      <w:r>
+        <w:rPr>
+          <w:rtl w:val="0"/>
+        </w:rPr>
+      </w:r>
     </w:p>
     <w:p>
       <w:pPr>
@@ -4858,15 +5701,25 @@
         </w:rPr>
         <w:t xml:space="preserve">• From the command line, you can also run: build\build.bat</w:t>
       </w:r>
-    </w:p>
-    <w:p>
-      <w:pPr>
-        <w:spacing w:line="276" w:lineRule="auto"/>
-        <w:jc w:val="both"/>
-        <w:rPr>
-          <w:rFonts w:ascii="Century Gothic" w:cs="Century Gothic" w:eastAsia="Century Gothic" w:hAnsi="Century Gothic"/>
-        </w:rPr>
-      </w:pPr>
+      <w:r>
+        <w:rPr>
+          <w:rtl w:val="0"/>
+        </w:rPr>
+      </w:r>
+    </w:p>
+    <w:p>
+      <w:pPr>
+        <w:spacing w:line="276" w:lineRule="auto"/>
+        <w:jc w:val="both"/>
+        <w:rPr>
+          <w:rFonts w:ascii="Century Gothic" w:cs="Century Gothic" w:eastAsia="Century Gothic" w:hAnsi="Century Gothic"/>
+        </w:rPr>
+      </w:pPr>
+      <w:r>
+        <w:rPr>
+          <w:rtl w:val="0"/>
+        </w:rPr>
+      </w:r>
     </w:p>
     <w:p>
       <w:pPr>
@@ -4889,15 +5742,25 @@
         </w:rPr>
         <w:t xml:space="preserve">A.7 Debugging (Optional)</w:t>
       </w:r>
-    </w:p>
-    <w:p>
-      <w:pPr>
-        <w:spacing w:line="276" w:lineRule="auto"/>
-        <w:jc w:val="both"/>
-        <w:rPr>
-          <w:rFonts w:ascii="Century Gothic" w:cs="Century Gothic" w:eastAsia="Century Gothic" w:hAnsi="Century Gothic"/>
-        </w:rPr>
-      </w:pPr>
+      <w:r>
+        <w:rPr>
+          <w:rtl w:val="0"/>
+        </w:rPr>
+      </w:r>
+    </w:p>
+    <w:p>
+      <w:pPr>
+        <w:spacing w:line="276" w:lineRule="auto"/>
+        <w:jc w:val="both"/>
+        <w:rPr>
+          <w:rFonts w:ascii="Century Gothic" w:cs="Century Gothic" w:eastAsia="Century Gothic" w:hAnsi="Century Gothic"/>
+        </w:rPr>
+      </w:pPr>
+      <w:r>
+        <w:rPr>
+          <w:rtl w:val="0"/>
+        </w:rPr>
+      </w:r>
     </w:p>
     <w:p>
       <w:pPr>
@@ -4917,15 +5780,25 @@
         </w:rPr>
         <w:t xml:space="preserve">The launch.json provides a "Debug Game (GDB)" configuration that auto-builds before each session, breaks at entry, and uses Intel syntax. Set breakpoints in game.asm by clicking the gutter. Use si/ni to step instructions, info registers to inspect CPU state, and the Disassembly View for raw machine code alongside source.</w:t>
       </w:r>
-    </w:p>
-    <w:p>
-      <w:pPr>
-        <w:spacing w:line="276" w:lineRule="auto"/>
-        <w:jc w:val="both"/>
-        <w:rPr>
-          <w:rFonts w:ascii="Century Gothic" w:cs="Century Gothic" w:eastAsia="Century Gothic" w:hAnsi="Century Gothic"/>
-        </w:rPr>
-      </w:pPr>
+      <w:r>
+        <w:rPr>
+          <w:rtl w:val="0"/>
+        </w:rPr>
+      </w:r>
+    </w:p>
+    <w:p>
+      <w:pPr>
+        <w:spacing w:line="276" w:lineRule="auto"/>
+        <w:jc w:val="both"/>
+        <w:rPr>
+          <w:rFonts w:ascii="Century Gothic" w:cs="Century Gothic" w:eastAsia="Century Gothic" w:hAnsi="Century Gothic"/>
+        </w:rPr>
+      </w:pPr>
+      <w:r>
+        <w:rPr>
+          <w:rtl w:val="0"/>
+        </w:rPr>
+      </w:r>
     </w:p>
     <w:p>
       <w:pPr>
@@ -4945,15 +5818,25 @@
         </w:rPr>
         <w:t xml:space="preserve">Once Section A is complete, proceed to Sections B and C below.</w:t>
       </w:r>
-    </w:p>
-    <w:p>
-      <w:pPr>
-        <w:spacing w:line="276" w:lineRule="auto"/>
-        <w:jc w:val="both"/>
-        <w:rPr>
-          <w:rFonts w:ascii="Century Gothic" w:cs="Century Gothic" w:eastAsia="Century Gothic" w:hAnsi="Century Gothic"/>
-        </w:rPr>
-      </w:pPr>
+      <w:r>
+        <w:rPr>
+          <w:rtl w:val="0"/>
+        </w:rPr>
+      </w:r>
+    </w:p>
+    <w:p>
+      <w:pPr>
+        <w:spacing w:line="276" w:lineRule="auto"/>
+        <w:jc w:val="both"/>
+        <w:rPr>
+          <w:rFonts w:ascii="Century Gothic" w:cs="Century Gothic" w:eastAsia="Century Gothic" w:hAnsi="Century Gothic"/>
+        </w:rPr>
+      </w:pPr>
+      <w:r>
+        <w:rPr>
+          <w:rtl w:val="0"/>
+        </w:rPr>
+      </w:r>
     </w:p>
     <w:p>
       <w:pPr>
@@ -4976,15 +5859,25 @@
         </w:rPr>
         <w:t xml:space="preserve">B. REQUIREMENTS (For Running the Game)</w:t>
       </w:r>
-    </w:p>
-    <w:p>
-      <w:pPr>
-        <w:spacing w:line="276" w:lineRule="auto"/>
-        <w:jc w:val="both"/>
-        <w:rPr>
-          <w:rFonts w:ascii="Century Gothic" w:cs="Century Gothic" w:eastAsia="Century Gothic" w:hAnsi="Century Gothic"/>
-        </w:rPr>
-      </w:pPr>
+      <w:r>
+        <w:rPr>
+          <w:rtl w:val="0"/>
+        </w:rPr>
+      </w:r>
+    </w:p>
+    <w:p>
+      <w:pPr>
+        <w:spacing w:line="276" w:lineRule="auto"/>
+        <w:jc w:val="both"/>
+        <w:rPr>
+          <w:rFonts w:ascii="Century Gothic" w:cs="Century Gothic" w:eastAsia="Century Gothic" w:hAnsi="Century Gothic"/>
+        </w:rPr>
+      </w:pPr>
+      <w:r>
+        <w:rPr>
+          <w:rtl w:val="0"/>
+        </w:rPr>
+      </w:r>
     </w:p>
     <w:p>
       <w:pPr>
@@ -5004,6 +5897,11 @@
         </w:rPr>
         <w:t xml:space="preserve">• Windows 10 or Windows 11 (64-bit; game.exe is a 32-bit Win32 application running under WOW64)</w:t>
       </w:r>
+      <w:r>
+        <w:rPr>
+          <w:rtl w:val="0"/>
+        </w:rPr>
+      </w:r>
     </w:p>
     <w:p>
       <w:pPr>
@@ -5023,15 +5921,25 @@
         </w:rPr>
         <w:t xml:space="preserve">• The game files: game.exe, BG MUSIC.wav, SUCCESS.wav, and ERROR.wav (provided in the build folder, or produced after building from source)</w:t>
       </w:r>
-    </w:p>
-    <w:p>
-      <w:pPr>
-        <w:spacing w:line="276" w:lineRule="auto"/>
-        <w:jc w:val="both"/>
-        <w:rPr>
-          <w:rFonts w:ascii="Century Gothic" w:cs="Century Gothic" w:eastAsia="Century Gothic" w:hAnsi="Century Gothic"/>
-        </w:rPr>
-      </w:pPr>
+      <w:r>
+        <w:rPr>
+          <w:rtl w:val="0"/>
+        </w:rPr>
+      </w:r>
+    </w:p>
+    <w:p>
+      <w:pPr>
+        <w:spacing w:line="276" w:lineRule="auto"/>
+        <w:jc w:val="both"/>
+        <w:rPr>
+          <w:rFonts w:ascii="Century Gothic" w:cs="Century Gothic" w:eastAsia="Century Gothic" w:hAnsi="Century Gothic"/>
+        </w:rPr>
+      </w:pPr>
+      <w:r>
+        <w:rPr>
+          <w:rtl w:val="0"/>
+        </w:rPr>
+      </w:r>
     </w:p>
     <w:p>
       <w:pPr>
@@ -5054,15 +5962,25 @@
         </w:rPr>
         <w:t xml:space="preserve">C. INSTALLATION STEPS (Running the Pre-Built Game)</w:t>
       </w:r>
-    </w:p>
-    <w:p>
-      <w:pPr>
-        <w:spacing w:line="276" w:lineRule="auto"/>
-        <w:jc w:val="both"/>
-        <w:rPr>
-          <w:rFonts w:ascii="Century Gothic" w:cs="Century Gothic" w:eastAsia="Century Gothic" w:hAnsi="Century Gothic"/>
-        </w:rPr>
-      </w:pPr>
+      <w:r>
+        <w:rPr>
+          <w:rtl w:val="0"/>
+        </w:rPr>
+      </w:r>
+    </w:p>
+    <w:p>
+      <w:pPr>
+        <w:spacing w:line="276" w:lineRule="auto"/>
+        <w:jc w:val="both"/>
+        <w:rPr>
+          <w:rFonts w:ascii="Century Gothic" w:cs="Century Gothic" w:eastAsia="Century Gothic" w:hAnsi="Century Gothic"/>
+        </w:rPr>
+      </w:pPr>
+      <w:r>
+        <w:rPr>
+          <w:rtl w:val="0"/>
+        </w:rPr>
+      </w:r>
     </w:p>
     <w:p>
       <w:pPr>
@@ -5082,6 +6000,11 @@
         </w:rPr>
         <w:t xml:space="preserve">1. Download or build the game files. The build folder contains game.exe and the three WAV audio files (BG MUSIC.wav, SUCCESS.wav, ERROR.wav).</w:t>
       </w:r>
+      <w:r>
+        <w:rPr>
+          <w:rtl w:val="0"/>
+        </w:rPr>
+      </w:r>
     </w:p>
     <w:p>
       <w:pPr>
@@ -5101,6 +6024,11 @@
         </w:rPr>
         <w:t xml:space="preserve">2. Create a folder on your computer (for example, C:\JUMPY) and place all four files inside it. All files must remain in the same folder for audio to work correctly.</w:t>
       </w:r>
+      <w:r>
+        <w:rPr>
+          <w:rtl w:val="0"/>
+        </w:rPr>
+      </w:r>
     </w:p>
     <w:p>
       <w:pPr>
@@ -5120,15 +6048,25 @@
         </w:rPr>
         <w:t xml:space="preserve">3. Double-click game.exe to launch the game. The Main Menu will appear. No additional installation is required.</w:t>
       </w:r>
-    </w:p>
-    <w:p>
-      <w:pPr>
-        <w:spacing w:line="276" w:lineRule="auto"/>
-        <w:jc w:val="both"/>
-        <w:rPr>
-          <w:rFonts w:ascii="Century Gothic" w:cs="Century Gothic" w:eastAsia="Century Gothic" w:hAnsi="Century Gothic"/>
-        </w:rPr>
-      </w:pPr>
+      <w:r>
+        <w:rPr>
+          <w:rtl w:val="0"/>
+        </w:rPr>
+      </w:r>
+    </w:p>
+    <w:p>
+      <w:pPr>
+        <w:spacing w:line="276" w:lineRule="auto"/>
+        <w:jc w:val="both"/>
+        <w:rPr>
+          <w:rFonts w:ascii="Century Gothic" w:cs="Century Gothic" w:eastAsia="Century Gothic" w:hAnsi="Century Gothic"/>
+        </w:rPr>
+      </w:pPr>
+      <w:r>
+        <w:rPr>
+          <w:rtl w:val="0"/>
+        </w:rPr>
+      </w:r>
     </w:p>
     <w:p>
       <w:pPr>
@@ -5151,15 +6089,25 @@
         </w:rPr>
         <w:t xml:space="preserve">D. BUILDING FROM SOURCE (After Section A Setup Is Complete)</w:t>
       </w:r>
-    </w:p>
-    <w:p>
-      <w:pPr>
-        <w:spacing w:line="276" w:lineRule="auto"/>
-        <w:jc w:val="both"/>
-        <w:rPr>
-          <w:rFonts w:ascii="Century Gothic" w:cs="Century Gothic" w:eastAsia="Century Gothic" w:hAnsi="Century Gothic"/>
-        </w:rPr>
-      </w:pPr>
+      <w:r>
+        <w:rPr>
+          <w:rtl w:val="0"/>
+        </w:rPr>
+      </w:r>
+    </w:p>
+    <w:p>
+      <w:pPr>
+        <w:spacing w:line="276" w:lineRule="auto"/>
+        <w:jc w:val="both"/>
+        <w:rPr>
+          <w:rFonts w:ascii="Century Gothic" w:cs="Century Gothic" w:eastAsia="Century Gothic" w:hAnsi="Century Gothic"/>
+        </w:rPr>
+      </w:pPr>
+      <w:r>
+        <w:rPr>
+          <w:rtl w:val="0"/>
+        </w:rPr>
+      </w:r>
     </w:p>
     <w:p>
       <w:pPr>
@@ -5179,15 +6127,25 @@
         </w:rPr>
         <w:t xml:space="preserve">Only proceed here after NASM, GoLink, and VS Code are configured as described in Section A.</w:t>
       </w:r>
-    </w:p>
-    <w:p>
-      <w:pPr>
-        <w:spacing w:line="276" w:lineRule="auto"/>
-        <w:jc w:val="both"/>
-        <w:rPr>
-          <w:rFonts w:ascii="Century Gothic" w:cs="Century Gothic" w:eastAsia="Century Gothic" w:hAnsi="Century Gothic"/>
-        </w:rPr>
-      </w:pPr>
+      <w:r>
+        <w:rPr>
+          <w:rtl w:val="0"/>
+        </w:rPr>
+      </w:r>
+    </w:p>
+    <w:p>
+      <w:pPr>
+        <w:spacing w:line="276" w:lineRule="auto"/>
+        <w:jc w:val="both"/>
+        <w:rPr>
+          <w:rFonts w:ascii="Century Gothic" w:cs="Century Gothic" w:eastAsia="Century Gothic" w:hAnsi="Century Gothic"/>
+        </w:rPr>
+      </w:pPr>
+      <w:r>
+        <w:rPr>
+          <w:rtl w:val="0"/>
+        </w:rPr>
+      </w:r>
     </w:p>
     <w:p>
       <w:pPr>
@@ -5207,6 +6165,11 @@
         </w:rPr>
         <w:t xml:space="preserve">1. Open the jumpstart-asm project folder in Visual Studio Code.</w:t>
       </w:r>
+      <w:r>
+        <w:rPr>
+          <w:rtl w:val="0"/>
+        </w:rPr>
+      </w:r>
     </w:p>
     <w:p>
       <w:pPr>
@@ -5226,6 +6189,11 @@
         </w:rPr>
         <w:t xml:space="preserve">2. Press Ctrl+Shift+B to build, or open Command Prompt at the project root and run:</w:t>
       </w:r>
+      <w:r>
+        <w:rPr>
+          <w:rtl w:val="0"/>
+        </w:rPr>
+      </w:r>
     </w:p>
     <w:p>
       <w:pPr>
@@ -5245,6 +6213,11 @@
         </w:rPr>
         <w:t xml:space="preserve">   nasm -f win32 -g -F cv8 -o build\game.obj src\game.asm</w:t>
       </w:r>
+      <w:r>
+        <w:rPr>
+          <w:rtl w:val="0"/>
+        </w:rPr>
+      </w:r>
     </w:p>
     <w:p>
       <w:pPr>
@@ -5264,6 +6237,11 @@
         </w:rPr>
         <w:t xml:space="preserve">   GoLink /entry _WinMain@16 /console /debug coff build\game.obj kernel32.dll user32.dll gdi32.dll winmm.dll</w:t>
       </w:r>
+      <w:r>
+        <w:rPr>
+          <w:rtl w:val="0"/>
+        </w:rPr>
+      </w:r>
     </w:p>
     <w:p>
       <w:pPr>
@@ -5283,6 +6261,11 @@
         </w:rPr>
         <w:t xml:space="preserve">   Alternatively, run: build\build.bat</w:t>
       </w:r>
+      <w:r>
+        <w:rPr>
+          <w:rtl w:val="0"/>
+        </w:rPr>
+      </w:r>
     </w:p>
     <w:p>
       <w:pPr>
@@ -5302,6 +6285,11 @@
         </w:rPr>
         <w:t xml:space="preserve">3. Copy game.exe and the WAV files to your game folder (if not already there) and run game.exe.</w:t>
       </w:r>
+      <w:r>
+        <w:rPr>
+          <w:rtl w:val="0"/>
+        </w:rPr>
+      </w:r>
     </w:p>
     <w:p>
       <w:pPr>
@@ -5321,15 +6309,25 @@
         </w:rPr>
         <w:t xml:space="preserve">4. If audio does not play, ensure the WAV files are in the same folder as game.exe.</w:t>
       </w:r>
-    </w:p>
-    <w:p>
-      <w:pPr>
-        <w:spacing w:line="276" w:lineRule="auto"/>
-        <w:jc w:val="both"/>
-        <w:rPr>
-          <w:rFonts w:ascii="Century Gothic" w:cs="Century Gothic" w:eastAsia="Century Gothic" w:hAnsi="Century Gothic"/>
-        </w:rPr>
-      </w:pPr>
+      <w:r>
+        <w:rPr>
+          <w:rtl w:val="0"/>
+        </w:rPr>
+      </w:r>
+    </w:p>
+    <w:p>
+      <w:pPr>
+        <w:spacing w:line="276" w:lineRule="auto"/>
+        <w:jc w:val="both"/>
+        <w:rPr>
+          <w:rFonts w:ascii="Century Gothic" w:cs="Century Gothic" w:eastAsia="Century Gothic" w:hAnsi="Century Gothic"/>
+        </w:rPr>
+      </w:pPr>
+      <w:r>
+        <w:rPr>
+          <w:rtl w:val="0"/>
+        </w:rPr>
+      </w:r>
     </w:p>
     <w:p>
       <w:pPr>
@@ -5352,15 +6350,25 @@
         </w:rPr>
         <w:t xml:space="preserve">E. TROUBLESHOOTING</w:t>
       </w:r>
-    </w:p>
-    <w:p>
-      <w:pPr>
-        <w:spacing w:line="276" w:lineRule="auto"/>
-        <w:jc w:val="both"/>
-        <w:rPr>
-          <w:rFonts w:ascii="Century Gothic" w:cs="Century Gothic" w:eastAsia="Century Gothic" w:hAnsi="Century Gothic"/>
-        </w:rPr>
-      </w:pPr>
+      <w:r>
+        <w:rPr>
+          <w:rtl w:val="0"/>
+        </w:rPr>
+      </w:r>
+    </w:p>
+    <w:p>
+      <w:pPr>
+        <w:spacing w:line="276" w:lineRule="auto"/>
+        <w:jc w:val="both"/>
+        <w:rPr>
+          <w:rFonts w:ascii="Century Gothic" w:cs="Century Gothic" w:eastAsia="Century Gothic" w:hAnsi="Century Gothic"/>
+        </w:rPr>
+      </w:pPr>
+      <w:r>
+        <w:rPr>
+          <w:rtl w:val="0"/>
+        </w:rPr>
+      </w:r>
     </w:p>
     <w:p>
       <w:pPr>
@@ -5380,6 +6388,11 @@
         </w:rPr>
         <w:t xml:space="preserve">• "nasm is not recognized" — NASM is not on PATH. Add the NASM install directory, restart VS Code, and try again.</w:t>
       </w:r>
+      <w:r>
+        <w:rPr>
+          <w:rtl w:val="0"/>
+        </w:rPr>
+      </w:r>
     </w:p>
     <w:p>
       <w:pPr>
@@ -5399,6 +6412,11 @@
         </w:rPr>
         <w:t xml:space="preserve">• GoLink: "unresolved external" — Win32 stdcall decoration mismatch. Use _FunctionName@N where N is parameter bytes.</w:t>
       </w:r>
+      <w:r>
+        <w:rPr>
+          <w:rtl w:val="0"/>
+        </w:rPr>
+      </w:r>
     </w:p>
     <w:p>
       <w:pPr>
@@ -5418,6 +6436,11 @@
         </w:rPr>
         <w:t xml:space="preserve">• GDB won't hit breakpoints — Assemble with -g -F cv8 flags so debug symbols are emitted.</w:t>
       </w:r>
+      <w:r>
+        <w:rPr>
+          <w:rtl w:val="0"/>
+        </w:rPr>
+      </w:r>
     </w:p>
     <w:p>
       <w:pPr>
@@ -5437,6 +6460,11 @@
         </w:rPr>
         <w:t xml:space="preserve">• Window appears then crashes — Stack misalignment or wrong parameter count in a Win32 call. Use GDB stopAtEntry to step through WinMain.</w:t>
       </w:r>
+      <w:r>
+        <w:rPr>
+          <w:rtl w:val="0"/>
+        </w:rPr>
+      </w:r>
     </w:p>
     <w:p>
       <w:pPr>
@@ -5456,15 +6484,25 @@
         </w:rPr>
         <w:t xml:space="preserve">• "Cannot find -lgdi32" — This is a GNU ld error, not GoLink. Pass DLL names directly (e.g., gdi32.dll).</w:t>
       </w:r>
-    </w:p>
-    <w:p>
-      <w:pPr>
-        <w:spacing w:line="276" w:lineRule="auto"/>
-        <w:jc w:val="both"/>
-        <w:rPr>
-          <w:rFonts w:ascii="Century Gothic" w:cs="Century Gothic" w:eastAsia="Century Gothic" w:hAnsi="Century Gothic"/>
-        </w:rPr>
-      </w:pPr>
+      <w:r>
+        <w:rPr>
+          <w:rtl w:val="0"/>
+        </w:rPr>
+      </w:r>
+    </w:p>
+    <w:p>
+      <w:pPr>
+        <w:spacing w:line="276" w:lineRule="auto"/>
+        <w:jc w:val="both"/>
+        <w:rPr>
+          <w:rFonts w:ascii="Century Gothic" w:cs="Century Gothic" w:eastAsia="Century Gothic" w:hAnsi="Century Gothic"/>
+        </w:rPr>
+      </w:pPr>
+      <w:r>
+        <w:rPr>
+          <w:rtl w:val="0"/>
+        </w:rPr>
+      </w:r>
     </w:p>
     <w:p>
       <w:pPr>
@@ -5483,6 +6521,11 @@
           <w:rtl w:val="0"/>
         </w:rPr>
         <w:t xml:space="preserve">To exit the game at any time, press ESC to return to the Main Menu, then close the window, or simply close the window directly.</w:t>
+      </w:r>
+      <w:r>
+        <w:rPr>
+          <w:rtl w:val="0"/>
+        </w:rPr>
       </w:r>
     </w:p>
     <w:p>
@@ -5702,7 +6745,7 @@
       </w:r>
     </w:p>
     <w:sectPr>
-      <w:headerReference r:id="rId7" w:type="default"/>
+      <w:headerReference r:id="rId9" w:type="default"/>
       <w:pgSz w:h="15840" w:w="12240" w:orient="portrait"/>
       <w:pgMar w:bottom="1440" w:top="1440" w:left="1440" w:right="1440" w:header="708" w:footer="708"/>
       <w:pgNumType w:start="1"/>
@@ -5711,20 +6754,7 @@
 </w:document>
 </file>
 
-<file path=word\fontTable.xml><?xml version="1.0" encoding="utf-8"?>
-<w:fonts xmlns:mc="http://schemas.openxmlformats.org/markup-compatibility/2006" xmlns:o="urn:schemas-microsoft-com:office:office" xmlns:r="http://schemas.openxmlformats.org/officeDocument/2006/relationships" xmlns:m="http://schemas.openxmlformats.org/officeDocument/2006/math" xmlns:v="urn:schemas-microsoft-com:vml" xmlns:wp="http://schemas.openxmlformats.org/drawingml/2006/wordprocessingDrawing" xmlns:w10="urn:schemas-microsoft-com:office:word" xmlns:w="http://schemas.openxmlformats.org/wordprocessingml/2006/main" xmlns:wne="http://schemas.microsoft.com/office/word/2006/wordml" xmlns:sl="http://schemas.openxmlformats.org/schemaLibrary/2006/main" xmlns:a="http://schemas.openxmlformats.org/drawingml/2006/main" xmlns:pic="http://schemas.openxmlformats.org/drawingml/2006/picture" xmlns:c="http://schemas.openxmlformats.org/drawingml/2006/chart" xmlns:lc="http://schemas.openxmlformats.org/drawingml/2006/lockedCanvas" xmlns:dgm="http://schemas.openxmlformats.org/drawingml/2006/diagram" xmlns:wps="http://schemas.microsoft.com/office/word/2010/wordprocessingShape" xmlns:wpg="http://schemas.microsoft.com/office/word/2010/wordprocessingGroup" xmlns:w14="http://schemas.microsoft.com/office/word/2010/wordml" xmlns:w15="http://schemas.microsoft.com/office/word/2012/wordml" xmlns:w16="http://schemas.microsoft.com/office/word/2018/wordml" xmlns:w16cex="http://schemas.microsoft.com/office/word/2018/wordml/cex" xmlns:w16cid="http://schemas.microsoft.com/office/word/2016/wordml/cid" xmlns="http://schemas.microsoft.com/office/tasks/2019/documenttasks" xmlns:cr="http://schemas.microsoft.com/office/comments/2020/reactions">
-  <w:font w:name="Times New Roman"/>
-  <w:font w:name="Georgia"/>
-  <w:font w:name="Century Gothic">
-    <w:embedRegular w:fontKey="{00000000-0000-0000-0000-000000000000}" r:id="rId1" w:subsetted="0"/>
-    <w:embedBold w:fontKey="{00000000-0000-0000-0000-000000000000}" r:id="rId2" w:subsetted="0"/>
-    <w:embedItalic w:fontKey="{00000000-0000-0000-0000-000000000000}" r:id="rId3" w:subsetted="0"/>
-    <w:embedBoldItalic w:fontKey="{00000000-0000-0000-0000-000000000000}" r:id="rId4" w:subsetted="0"/>
-  </w:font>
-</w:fonts>
-</file>
-
-<file path=word\header1.xml><?xml version="1.0" encoding="utf-8"?>
+<file path=word/header1.xml><?xml version="1.0" encoding="utf-8"?>
 <w:hdr xmlns:mc="http://schemas.openxmlformats.org/markup-compatibility/2006" xmlns:o="urn:schemas-microsoft-com:office:office" xmlns:r="http://schemas.openxmlformats.org/officeDocument/2006/relationships" xmlns:m="http://schemas.openxmlformats.org/officeDocument/2006/math" xmlns:v="urn:schemas-microsoft-com:vml" xmlns:wp="http://schemas.openxmlformats.org/drawingml/2006/wordprocessingDrawing" xmlns:w10="urn:schemas-microsoft-com:office:word" xmlns:w="http://schemas.openxmlformats.org/wordprocessingml/2006/main" xmlns:wne="http://schemas.microsoft.com/office/word/2006/wordml" xmlns:sl="http://schemas.openxmlformats.org/schemaLibrary/2006/main" xmlns:a="http://schemas.openxmlformats.org/drawingml/2006/main" xmlns:pic="http://schemas.openxmlformats.org/drawingml/2006/picture" xmlns:c="http://schemas.openxmlformats.org/drawingml/2006/chart" xmlns:lc="http://schemas.openxmlformats.org/drawingml/2006/lockedCanvas" xmlns:dgm="http://schemas.openxmlformats.org/drawingml/2006/diagram" xmlns:wps="http://schemas.microsoft.com/office/word/2010/wordprocessingShape" xmlns:wpg="http://schemas.microsoft.com/office/word/2010/wordprocessingGroup" xmlns:w14="http://schemas.microsoft.com/office/word/2010/wordml" xmlns:w15="http://schemas.microsoft.com/office/word/2012/wordml" xmlns:w16="http://schemas.microsoft.com/office/word/2018/wordml" xmlns:w16cex="http://schemas.microsoft.com/office/word/2018/wordml/cex" xmlns:w16cid="http://schemas.microsoft.com/office/word/2016/wordml/cid" xmlns="http://schemas.microsoft.com/office/tasks/2019/documenttasks" xmlns:cr="http://schemas.microsoft.com/office/comments/2020/reactions">
   <w:p>
     <w:pPr>
@@ -5757,7 +6787,7 @@
           <wp:extent cx="869950" cy="825500"/>
           <wp:effectExtent b="0" l="0" r="0" t="0"/>
           <wp:wrapNone/>
-          <wp:docPr id="4" name="image1.png"/>
+          <wp:docPr id="5" name="image1.png"/>
           <a:graphic>
             <a:graphicData uri="http://schemas.openxmlformats.org/drawingml/2006/picture">
               <pic:pic>
@@ -5791,7 +6821,7 @@
         <wp:anchor allowOverlap="1" behindDoc="0" distB="0" distT="0" distL="0" distR="0" hidden="0" layoutInCell="1" locked="0" relativeHeight="0" simplePos="0">
           <wp:simplePos x="0" y="0"/>
           <wp:positionH relativeFrom="column">
-            <wp:posOffset>-170419</wp:posOffset>
+            <wp:posOffset>-170418</wp:posOffset>
           </wp:positionH>
           <wp:positionV relativeFrom="paragraph">
             <wp:posOffset>13970</wp:posOffset>
@@ -5799,7 +6829,7 @@
           <wp:extent cx="838200" cy="800100"/>
           <wp:effectExtent b="0" l="0" r="0" t="0"/>
           <wp:wrapNone/>
-          <wp:docPr id="5" name="image2.png"/>
+          <wp:docPr id="6" name="image2.png"/>
           <a:graphic>
             <a:graphicData uri="http://schemas.openxmlformats.org/drawingml/2006/picture">
               <pic:pic>
@@ -5932,7 +6962,7 @@
 </w:hdr>
 </file>
 
-<file path=word\numbering.xml><?xml version="1.0" encoding="utf-8"?>
+<file path=word/numbering.xml><?xml version="1.0" encoding="utf-8"?>
 <w:numbering xmlns:mc="http://schemas.openxmlformats.org/markup-compatibility/2006" xmlns:o="urn:schemas-microsoft-com:office:office" xmlns:r="http://schemas.openxmlformats.org/officeDocument/2006/relationships" xmlns:m="http://schemas.openxmlformats.org/officeDocument/2006/math" xmlns:v="urn:schemas-microsoft-com:vml" xmlns:wp="http://schemas.openxmlformats.org/drawingml/2006/wordprocessingDrawing" xmlns:w10="urn:schemas-microsoft-com:office:word" xmlns:w="http://schemas.openxmlformats.org/wordprocessingml/2006/main" xmlns:wne="http://schemas.microsoft.com/office/word/2006/wordml" xmlns:sl="http://schemas.openxmlformats.org/schemaLibrary/2006/main" xmlns:a="http://schemas.openxmlformats.org/drawingml/2006/main" xmlns:pic="http://schemas.openxmlformats.org/drawingml/2006/picture" xmlns:c="http://schemas.openxmlformats.org/drawingml/2006/chart" xmlns:lc="http://schemas.openxmlformats.org/drawingml/2006/lockedCanvas" xmlns:dgm="http://schemas.openxmlformats.org/drawingml/2006/diagram" xmlns:wps="http://schemas.microsoft.com/office/word/2010/wordprocessingShape" xmlns:wpg="http://schemas.microsoft.com/office/word/2010/wordprocessingGroup" xmlns:w14="http://schemas.microsoft.com/office/word/2010/wordml" xmlns:w15="http://schemas.microsoft.com/office/word/2012/wordml" xmlns:w16="http://schemas.microsoft.com/office/word/2018/wordml" xmlns:w16cex="http://schemas.microsoft.com/office/word/2018/wordml/cex" xmlns:w16cid="http://schemas.microsoft.com/office/word/2016/wordml/cid" xmlns="http://schemas.microsoft.com/office/tasks/2019/documenttasks" xmlns:cr="http://schemas.microsoft.com/office/comments/2020/reactions">
   <w:abstractNum w:abstractNumId="1">
     <w:lvl w:ilvl="0">
@@ -6157,6 +7187,446 @@
   <w:abstractNum w:abstractNumId="3">
     <w:lvl w:ilvl="0">
       <w:start w:val="1"/>
+      <w:numFmt w:val="bullet"/>
+      <w:lvlText w:val="●"/>
+      <w:lvlJc w:val="left"/>
+      <w:pPr>
+        <w:ind w:left="720" w:hanging="360"/>
+      </w:pPr>
+      <w:rPr>
+        <w:u w:val="none"/>
+      </w:rPr>
+    </w:lvl>
+    <w:lvl w:ilvl="1">
+      <w:start w:val="1"/>
+      <w:numFmt w:val="bullet"/>
+      <w:lvlText w:val="o"/>
+      <w:lvlJc w:val="left"/>
+      <w:pPr>
+        <w:ind w:left="1440" w:hanging="360"/>
+      </w:pPr>
+      <w:rPr>
+        <w:u w:val="none"/>
+      </w:rPr>
+    </w:lvl>
+    <w:lvl w:ilvl="2">
+      <w:start w:val="1"/>
+      <w:numFmt w:val="bullet"/>
+      <w:lvlText w:val="▪"/>
+      <w:lvlJc w:val="left"/>
+      <w:pPr>
+        <w:ind w:left="2160" w:hanging="360"/>
+      </w:pPr>
+      <w:rPr>
+        <w:u w:val="none"/>
+      </w:rPr>
+    </w:lvl>
+    <w:lvl w:ilvl="3">
+      <w:start w:val="1"/>
+      <w:numFmt w:val="bullet"/>
+      <w:lvlText w:val="▪"/>
+      <w:lvlJc w:val="left"/>
+      <w:pPr>
+        <w:ind w:left="2880" w:hanging="360"/>
+      </w:pPr>
+      <w:rPr>
+        <w:u w:val="none"/>
+      </w:rPr>
+    </w:lvl>
+    <w:lvl w:ilvl="4">
+      <w:start w:val="1"/>
+      <w:numFmt w:val="bullet"/>
+      <w:lvlText w:val="▪"/>
+      <w:lvlJc w:val="left"/>
+      <w:pPr>
+        <w:ind w:left="3600" w:hanging="360"/>
+      </w:pPr>
+      <w:rPr>
+        <w:u w:val="none"/>
+      </w:rPr>
+    </w:lvl>
+    <w:lvl w:ilvl="5">
+      <w:start w:val="1"/>
+      <w:numFmt w:val="bullet"/>
+      <w:lvlText w:val="▪"/>
+      <w:lvlJc w:val="left"/>
+      <w:pPr>
+        <w:ind w:left="4320" w:hanging="360"/>
+      </w:pPr>
+      <w:rPr>
+        <w:u w:val="none"/>
+      </w:rPr>
+    </w:lvl>
+    <w:lvl w:ilvl="6">
+      <w:start w:val="1"/>
+      <w:numFmt w:val="bullet"/>
+      <w:lvlText w:val="▪"/>
+      <w:lvlJc w:val="left"/>
+      <w:pPr>
+        <w:ind w:left="5040" w:hanging="360"/>
+      </w:pPr>
+      <w:rPr>
+        <w:u w:val="none"/>
+      </w:rPr>
+    </w:lvl>
+    <w:lvl w:ilvl="7">
+      <w:start w:val="1"/>
+      <w:numFmt w:val="bullet"/>
+      <w:lvlText w:val="▪"/>
+      <w:lvlJc w:val="left"/>
+      <w:pPr>
+        <w:ind w:left="5760" w:hanging="360"/>
+      </w:pPr>
+      <w:rPr>
+        <w:u w:val="none"/>
+      </w:rPr>
+    </w:lvl>
+    <w:lvl w:ilvl="8">
+      <w:start w:val="1"/>
+      <w:numFmt w:val="bullet"/>
+      <w:lvlText w:val="▪"/>
+      <w:lvlJc w:val="left"/>
+      <w:pPr>
+        <w:ind w:left="6480" w:hanging="360"/>
+      </w:pPr>
+      <w:rPr>
+        <w:u w:val="none"/>
+      </w:rPr>
+    </w:lvl>
+  </w:abstractNum>
+  <w:abstractNum w:abstractNumId="4">
+    <w:lvl w:ilvl="0">
+      <w:start w:val="1"/>
+      <w:numFmt w:val="bullet"/>
+      <w:lvlText w:val="●"/>
+      <w:lvlJc w:val="left"/>
+      <w:pPr>
+        <w:ind w:left="720" w:hanging="360"/>
+      </w:pPr>
+      <w:rPr>
+        <w:u w:val="none"/>
+      </w:rPr>
+    </w:lvl>
+    <w:lvl w:ilvl="1">
+      <w:start w:val="1"/>
+      <w:numFmt w:val="bullet"/>
+      <w:lvlText w:val="○"/>
+      <w:lvlJc w:val="left"/>
+      <w:pPr>
+        <w:ind w:left="1440" w:hanging="360"/>
+      </w:pPr>
+      <w:rPr>
+        <w:u w:val="none"/>
+      </w:rPr>
+    </w:lvl>
+    <w:lvl w:ilvl="2">
+      <w:start w:val="1"/>
+      <w:numFmt w:val="bullet"/>
+      <w:lvlText w:val="■"/>
+      <w:lvlJc w:val="left"/>
+      <w:pPr>
+        <w:ind w:left="2160" w:hanging="360"/>
+      </w:pPr>
+      <w:rPr>
+        <w:u w:val="none"/>
+      </w:rPr>
+    </w:lvl>
+    <w:lvl w:ilvl="3">
+      <w:start w:val="1"/>
+      <w:numFmt w:val="bullet"/>
+      <w:lvlText w:val="●"/>
+      <w:lvlJc w:val="left"/>
+      <w:pPr>
+        <w:ind w:left="2880" w:hanging="360"/>
+      </w:pPr>
+      <w:rPr>
+        <w:u w:val="none"/>
+      </w:rPr>
+    </w:lvl>
+    <w:lvl w:ilvl="4">
+      <w:start w:val="1"/>
+      <w:numFmt w:val="bullet"/>
+      <w:lvlText w:val="○"/>
+      <w:lvlJc w:val="left"/>
+      <w:pPr>
+        <w:ind w:left="3600" w:hanging="360"/>
+      </w:pPr>
+      <w:rPr>
+        <w:u w:val="none"/>
+      </w:rPr>
+    </w:lvl>
+    <w:lvl w:ilvl="5">
+      <w:start w:val="1"/>
+      <w:numFmt w:val="bullet"/>
+      <w:lvlText w:val="■"/>
+      <w:lvlJc w:val="left"/>
+      <w:pPr>
+        <w:ind w:left="4320" w:hanging="360"/>
+      </w:pPr>
+      <w:rPr>
+        <w:u w:val="none"/>
+      </w:rPr>
+    </w:lvl>
+    <w:lvl w:ilvl="6">
+      <w:start w:val="1"/>
+      <w:numFmt w:val="bullet"/>
+      <w:lvlText w:val="●"/>
+      <w:lvlJc w:val="left"/>
+      <w:pPr>
+        <w:ind w:left="5040" w:hanging="360"/>
+      </w:pPr>
+      <w:rPr>
+        <w:u w:val="none"/>
+      </w:rPr>
+    </w:lvl>
+    <w:lvl w:ilvl="7">
+      <w:start w:val="1"/>
+      <w:numFmt w:val="bullet"/>
+      <w:lvlText w:val="○"/>
+      <w:lvlJc w:val="left"/>
+      <w:pPr>
+        <w:ind w:left="5760" w:hanging="360"/>
+      </w:pPr>
+      <w:rPr>
+        <w:u w:val="none"/>
+      </w:rPr>
+    </w:lvl>
+    <w:lvl w:ilvl="8">
+      <w:start w:val="1"/>
+      <w:numFmt w:val="bullet"/>
+      <w:lvlText w:val="■"/>
+      <w:lvlJc w:val="left"/>
+      <w:pPr>
+        <w:ind w:left="6480" w:hanging="360"/>
+      </w:pPr>
+      <w:rPr>
+        <w:u w:val="none"/>
+      </w:rPr>
+    </w:lvl>
+  </w:abstractNum>
+  <w:abstractNum w:abstractNumId="5">
+    <w:lvl w:ilvl="0">
+      <w:start w:val="1"/>
+      <w:numFmt w:val="bullet"/>
+      <w:lvlText w:val="●"/>
+      <w:lvlJc w:val="left"/>
+      <w:pPr>
+        <w:ind w:left="720" w:hanging="360"/>
+      </w:pPr>
+      <w:rPr>
+        <w:u w:val="none"/>
+      </w:rPr>
+    </w:lvl>
+    <w:lvl w:ilvl="1">
+      <w:start w:val="8"/>
+      <w:numFmt w:val="bullet"/>
+      <w:lvlText w:val="-"/>
+      <w:lvlJc w:val="left"/>
+      <w:pPr>
+        <w:ind w:left="1440" w:hanging="360"/>
+      </w:pPr>
+      <w:rPr>
+        <w:u w:val="none"/>
+      </w:rPr>
+    </w:lvl>
+    <w:lvl w:ilvl="2">
+      <w:start w:val="1"/>
+      <w:numFmt w:val="bullet"/>
+      <w:lvlText w:val="▪"/>
+      <w:lvlJc w:val="left"/>
+      <w:pPr>
+        <w:ind w:left="2160" w:hanging="360"/>
+      </w:pPr>
+      <w:rPr>
+        <w:u w:val="none"/>
+      </w:rPr>
+    </w:lvl>
+    <w:lvl w:ilvl="3">
+      <w:start w:val="1"/>
+      <w:numFmt w:val="bullet"/>
+      <w:lvlText w:val="▪"/>
+      <w:lvlJc w:val="left"/>
+      <w:pPr>
+        <w:ind w:left="2880" w:hanging="360"/>
+      </w:pPr>
+      <w:rPr>
+        <w:u w:val="none"/>
+      </w:rPr>
+    </w:lvl>
+    <w:lvl w:ilvl="4">
+      <w:start w:val="1"/>
+      <w:numFmt w:val="bullet"/>
+      <w:lvlText w:val="▪"/>
+      <w:lvlJc w:val="left"/>
+      <w:pPr>
+        <w:ind w:left="3600" w:hanging="360"/>
+      </w:pPr>
+      <w:rPr>
+        <w:u w:val="none"/>
+      </w:rPr>
+    </w:lvl>
+    <w:lvl w:ilvl="5">
+      <w:start w:val="1"/>
+      <w:numFmt w:val="bullet"/>
+      <w:lvlText w:val="▪"/>
+      <w:lvlJc w:val="left"/>
+      <w:pPr>
+        <w:ind w:left="4320" w:hanging="360"/>
+      </w:pPr>
+      <w:rPr>
+        <w:u w:val="none"/>
+      </w:rPr>
+    </w:lvl>
+    <w:lvl w:ilvl="6">
+      <w:start w:val="1"/>
+      <w:numFmt w:val="bullet"/>
+      <w:lvlText w:val="▪"/>
+      <w:lvlJc w:val="left"/>
+      <w:pPr>
+        <w:ind w:left="5040" w:hanging="360"/>
+      </w:pPr>
+      <w:rPr>
+        <w:u w:val="none"/>
+      </w:rPr>
+    </w:lvl>
+    <w:lvl w:ilvl="7">
+      <w:start w:val="1"/>
+      <w:numFmt w:val="bullet"/>
+      <w:lvlText w:val="▪"/>
+      <w:lvlJc w:val="left"/>
+      <w:pPr>
+        <w:ind w:left="5760" w:hanging="360"/>
+      </w:pPr>
+      <w:rPr>
+        <w:u w:val="none"/>
+      </w:rPr>
+    </w:lvl>
+    <w:lvl w:ilvl="8">
+      <w:start w:val="1"/>
+      <w:numFmt w:val="bullet"/>
+      <w:lvlText w:val="▪"/>
+      <w:lvlJc w:val="left"/>
+      <w:pPr>
+        <w:ind w:left="6480" w:hanging="360"/>
+      </w:pPr>
+      <w:rPr>
+        <w:u w:val="none"/>
+      </w:rPr>
+    </w:lvl>
+  </w:abstractNum>
+  <w:abstractNum w:abstractNumId="6">
+    <w:lvl w:ilvl="0">
+      <w:start w:val="1"/>
+      <w:numFmt w:val="bullet"/>
+      <w:lvlText w:val="●"/>
+      <w:lvlJc w:val="left"/>
+      <w:pPr>
+        <w:ind w:left="720" w:hanging="360"/>
+      </w:pPr>
+      <w:rPr>
+        <w:u w:val="none"/>
+      </w:rPr>
+    </w:lvl>
+    <w:lvl w:ilvl="1">
+      <w:start w:val="1"/>
+      <w:numFmt w:val="bullet"/>
+      <w:lvlText w:val="o"/>
+      <w:lvlJc w:val="left"/>
+      <w:pPr>
+        <w:ind w:left="1440" w:hanging="360"/>
+      </w:pPr>
+      <w:rPr>
+        <w:u w:val="none"/>
+      </w:rPr>
+    </w:lvl>
+    <w:lvl w:ilvl="2">
+      <w:start w:val="1"/>
+      <w:numFmt w:val="bullet"/>
+      <w:lvlText w:val="▪"/>
+      <w:lvlJc w:val="left"/>
+      <w:pPr>
+        <w:ind w:left="2160" w:hanging="360"/>
+      </w:pPr>
+      <w:rPr>
+        <w:u w:val="none"/>
+      </w:rPr>
+    </w:lvl>
+    <w:lvl w:ilvl="3">
+      <w:start w:val="1"/>
+      <w:numFmt w:val="bullet"/>
+      <w:lvlText w:val="▪"/>
+      <w:lvlJc w:val="left"/>
+      <w:pPr>
+        <w:ind w:left="2880" w:hanging="360"/>
+      </w:pPr>
+      <w:rPr>
+        <w:u w:val="none"/>
+      </w:rPr>
+    </w:lvl>
+    <w:lvl w:ilvl="4">
+      <w:start w:val="1"/>
+      <w:numFmt w:val="bullet"/>
+      <w:lvlText w:val="▪"/>
+      <w:lvlJc w:val="left"/>
+      <w:pPr>
+        <w:ind w:left="3600" w:hanging="360"/>
+      </w:pPr>
+      <w:rPr>
+        <w:u w:val="none"/>
+      </w:rPr>
+    </w:lvl>
+    <w:lvl w:ilvl="5">
+      <w:start w:val="1"/>
+      <w:numFmt w:val="bullet"/>
+      <w:lvlText w:val="▪"/>
+      <w:lvlJc w:val="left"/>
+      <w:pPr>
+        <w:ind w:left="4320" w:hanging="360"/>
+      </w:pPr>
+      <w:rPr>
+        <w:u w:val="none"/>
+      </w:rPr>
+    </w:lvl>
+    <w:lvl w:ilvl="6">
+      <w:start w:val="1"/>
+      <w:numFmt w:val="bullet"/>
+      <w:lvlText w:val="▪"/>
+      <w:lvlJc w:val="left"/>
+      <w:pPr>
+        <w:ind w:left="5040" w:hanging="360"/>
+      </w:pPr>
+      <w:rPr>
+        <w:u w:val="none"/>
+      </w:rPr>
+    </w:lvl>
+    <w:lvl w:ilvl="7">
+      <w:start w:val="1"/>
+      <w:numFmt w:val="bullet"/>
+      <w:lvlText w:val="▪"/>
+      <w:lvlJc w:val="left"/>
+      <w:pPr>
+        <w:ind w:left="5760" w:hanging="360"/>
+      </w:pPr>
+      <w:rPr>
+        <w:u w:val="none"/>
+      </w:rPr>
+    </w:lvl>
+    <w:lvl w:ilvl="8">
+      <w:start w:val="1"/>
+      <w:numFmt w:val="bullet"/>
+      <w:lvlText w:val="▪"/>
+      <w:lvlJc w:val="left"/>
+      <w:pPr>
+        <w:ind w:left="6480" w:hanging="360"/>
+      </w:pPr>
+      <w:rPr>
+        <w:u w:val="none"/>
+      </w:rPr>
+    </w:lvl>
+  </w:abstractNum>
+  <w:abstractNum w:abstractNumId="7">
+    <w:lvl w:ilvl="0">
+      <w:start w:val="1"/>
       <w:numFmt w:val="upperRoman"/>
       <w:lvlText w:val="%1."/>
       <w:lvlJc w:val="left"/>
@@ -6264,446 +7734,6 @@
       </w:rPr>
     </w:lvl>
   </w:abstractNum>
-  <w:abstractNum w:abstractNumId="4">
-    <w:lvl w:ilvl="0">
-      <w:start w:val="1"/>
-      <w:numFmt w:val="bullet"/>
-      <w:lvlText w:val="●"/>
-      <w:lvlJc w:val="left"/>
-      <w:pPr>
-        <w:ind w:left="720" w:hanging="360"/>
-      </w:pPr>
-      <w:rPr>
-        <w:u w:val="none"/>
-      </w:rPr>
-    </w:lvl>
-    <w:lvl w:ilvl="1">
-      <w:start w:val="1"/>
-      <w:numFmt w:val="bullet"/>
-      <w:lvlText w:val="o"/>
-      <w:lvlJc w:val="left"/>
-      <w:pPr>
-        <w:ind w:left="1440" w:hanging="360"/>
-      </w:pPr>
-      <w:rPr>
-        <w:u w:val="none"/>
-      </w:rPr>
-    </w:lvl>
-    <w:lvl w:ilvl="2">
-      <w:start w:val="1"/>
-      <w:numFmt w:val="bullet"/>
-      <w:lvlText w:val="▪"/>
-      <w:lvlJc w:val="left"/>
-      <w:pPr>
-        <w:ind w:left="2160" w:hanging="360"/>
-      </w:pPr>
-      <w:rPr>
-        <w:u w:val="none"/>
-      </w:rPr>
-    </w:lvl>
-    <w:lvl w:ilvl="3">
-      <w:start w:val="1"/>
-      <w:numFmt w:val="bullet"/>
-      <w:lvlText w:val="▪"/>
-      <w:lvlJc w:val="left"/>
-      <w:pPr>
-        <w:ind w:left="2880" w:hanging="360"/>
-      </w:pPr>
-      <w:rPr>
-        <w:u w:val="none"/>
-      </w:rPr>
-    </w:lvl>
-    <w:lvl w:ilvl="4">
-      <w:start w:val="1"/>
-      <w:numFmt w:val="bullet"/>
-      <w:lvlText w:val="▪"/>
-      <w:lvlJc w:val="left"/>
-      <w:pPr>
-        <w:ind w:left="3600" w:hanging="360"/>
-      </w:pPr>
-      <w:rPr>
-        <w:u w:val="none"/>
-      </w:rPr>
-    </w:lvl>
-    <w:lvl w:ilvl="5">
-      <w:start w:val="1"/>
-      <w:numFmt w:val="bullet"/>
-      <w:lvlText w:val="▪"/>
-      <w:lvlJc w:val="left"/>
-      <w:pPr>
-        <w:ind w:left="4320" w:hanging="360"/>
-      </w:pPr>
-      <w:rPr>
-        <w:u w:val="none"/>
-      </w:rPr>
-    </w:lvl>
-    <w:lvl w:ilvl="6">
-      <w:start w:val="1"/>
-      <w:numFmt w:val="bullet"/>
-      <w:lvlText w:val="▪"/>
-      <w:lvlJc w:val="left"/>
-      <w:pPr>
-        <w:ind w:left="5040" w:hanging="360"/>
-      </w:pPr>
-      <w:rPr>
-        <w:u w:val="none"/>
-      </w:rPr>
-    </w:lvl>
-    <w:lvl w:ilvl="7">
-      <w:start w:val="1"/>
-      <w:numFmt w:val="bullet"/>
-      <w:lvlText w:val="▪"/>
-      <w:lvlJc w:val="left"/>
-      <w:pPr>
-        <w:ind w:left="5760" w:hanging="360"/>
-      </w:pPr>
-      <w:rPr>
-        <w:u w:val="none"/>
-      </w:rPr>
-    </w:lvl>
-    <w:lvl w:ilvl="8">
-      <w:start w:val="1"/>
-      <w:numFmt w:val="bullet"/>
-      <w:lvlText w:val="▪"/>
-      <w:lvlJc w:val="left"/>
-      <w:pPr>
-        <w:ind w:left="6480" w:hanging="360"/>
-      </w:pPr>
-      <w:rPr>
-        <w:u w:val="none"/>
-      </w:rPr>
-    </w:lvl>
-  </w:abstractNum>
-  <w:abstractNum w:abstractNumId="5">
-    <w:lvl w:ilvl="0">
-      <w:start w:val="1"/>
-      <w:numFmt w:val="bullet"/>
-      <w:lvlText w:val="●"/>
-      <w:lvlJc w:val="left"/>
-      <w:pPr>
-        <w:ind w:left="720" w:hanging="360"/>
-      </w:pPr>
-      <w:rPr>
-        <w:u w:val="none"/>
-      </w:rPr>
-    </w:lvl>
-    <w:lvl w:ilvl="1">
-      <w:start w:val="1"/>
-      <w:numFmt w:val="bullet"/>
-      <w:lvlText w:val="o"/>
-      <w:lvlJc w:val="left"/>
-      <w:pPr>
-        <w:ind w:left="1440" w:hanging="360"/>
-      </w:pPr>
-      <w:rPr>
-        <w:u w:val="none"/>
-      </w:rPr>
-    </w:lvl>
-    <w:lvl w:ilvl="2">
-      <w:start w:val="1"/>
-      <w:numFmt w:val="bullet"/>
-      <w:lvlText w:val="▪"/>
-      <w:lvlJc w:val="left"/>
-      <w:pPr>
-        <w:ind w:left="2160" w:hanging="360"/>
-      </w:pPr>
-      <w:rPr>
-        <w:u w:val="none"/>
-      </w:rPr>
-    </w:lvl>
-    <w:lvl w:ilvl="3">
-      <w:start w:val="1"/>
-      <w:numFmt w:val="bullet"/>
-      <w:lvlText w:val="▪"/>
-      <w:lvlJc w:val="left"/>
-      <w:pPr>
-        <w:ind w:left="2880" w:hanging="360"/>
-      </w:pPr>
-      <w:rPr>
-        <w:u w:val="none"/>
-      </w:rPr>
-    </w:lvl>
-    <w:lvl w:ilvl="4">
-      <w:start w:val="1"/>
-      <w:numFmt w:val="bullet"/>
-      <w:lvlText w:val="▪"/>
-      <w:lvlJc w:val="left"/>
-      <w:pPr>
-        <w:ind w:left="3600" w:hanging="360"/>
-      </w:pPr>
-      <w:rPr>
-        <w:u w:val="none"/>
-      </w:rPr>
-    </w:lvl>
-    <w:lvl w:ilvl="5">
-      <w:start w:val="1"/>
-      <w:numFmt w:val="bullet"/>
-      <w:lvlText w:val="▪"/>
-      <w:lvlJc w:val="left"/>
-      <w:pPr>
-        <w:ind w:left="4320" w:hanging="360"/>
-      </w:pPr>
-      <w:rPr>
-        <w:u w:val="none"/>
-      </w:rPr>
-    </w:lvl>
-    <w:lvl w:ilvl="6">
-      <w:start w:val="1"/>
-      <w:numFmt w:val="bullet"/>
-      <w:lvlText w:val="▪"/>
-      <w:lvlJc w:val="left"/>
-      <w:pPr>
-        <w:ind w:left="5040" w:hanging="360"/>
-      </w:pPr>
-      <w:rPr>
-        <w:u w:val="none"/>
-      </w:rPr>
-    </w:lvl>
-    <w:lvl w:ilvl="7">
-      <w:start w:val="1"/>
-      <w:numFmt w:val="bullet"/>
-      <w:lvlText w:val="▪"/>
-      <w:lvlJc w:val="left"/>
-      <w:pPr>
-        <w:ind w:left="5760" w:hanging="360"/>
-      </w:pPr>
-      <w:rPr>
-        <w:u w:val="none"/>
-      </w:rPr>
-    </w:lvl>
-    <w:lvl w:ilvl="8">
-      <w:start w:val="1"/>
-      <w:numFmt w:val="bullet"/>
-      <w:lvlText w:val="▪"/>
-      <w:lvlJc w:val="left"/>
-      <w:pPr>
-        <w:ind w:left="6480" w:hanging="360"/>
-      </w:pPr>
-      <w:rPr>
-        <w:u w:val="none"/>
-      </w:rPr>
-    </w:lvl>
-  </w:abstractNum>
-  <w:abstractNum w:abstractNumId="6">
-    <w:lvl w:ilvl="0">
-      <w:start w:val="1"/>
-      <w:numFmt w:val="bullet"/>
-      <w:lvlText w:val="●"/>
-      <w:lvlJc w:val="left"/>
-      <w:pPr>
-        <w:ind w:left="720" w:hanging="360"/>
-      </w:pPr>
-      <w:rPr>
-        <w:u w:val="none"/>
-      </w:rPr>
-    </w:lvl>
-    <w:lvl w:ilvl="1">
-      <w:start w:val="1"/>
-      <w:numFmt w:val="bullet"/>
-      <w:lvlText w:val="o"/>
-      <w:lvlJc w:val="left"/>
-      <w:pPr>
-        <w:ind w:left="1440" w:hanging="360"/>
-      </w:pPr>
-      <w:rPr>
-        <w:u w:val="none"/>
-      </w:rPr>
-    </w:lvl>
-    <w:lvl w:ilvl="2">
-      <w:start w:val="1"/>
-      <w:numFmt w:val="bullet"/>
-      <w:lvlText w:val="▪"/>
-      <w:lvlJc w:val="left"/>
-      <w:pPr>
-        <w:ind w:left="2160" w:hanging="360"/>
-      </w:pPr>
-      <w:rPr>
-        <w:u w:val="none"/>
-      </w:rPr>
-    </w:lvl>
-    <w:lvl w:ilvl="3">
-      <w:start w:val="1"/>
-      <w:numFmt w:val="bullet"/>
-      <w:lvlText w:val="▪"/>
-      <w:lvlJc w:val="left"/>
-      <w:pPr>
-        <w:ind w:left="2880" w:hanging="360"/>
-      </w:pPr>
-      <w:rPr>
-        <w:u w:val="none"/>
-      </w:rPr>
-    </w:lvl>
-    <w:lvl w:ilvl="4">
-      <w:start w:val="1"/>
-      <w:numFmt w:val="bullet"/>
-      <w:lvlText w:val="▪"/>
-      <w:lvlJc w:val="left"/>
-      <w:pPr>
-        <w:ind w:left="3600" w:hanging="360"/>
-      </w:pPr>
-      <w:rPr>
-        <w:u w:val="none"/>
-      </w:rPr>
-    </w:lvl>
-    <w:lvl w:ilvl="5">
-      <w:start w:val="1"/>
-      <w:numFmt w:val="bullet"/>
-      <w:lvlText w:val="▪"/>
-      <w:lvlJc w:val="left"/>
-      <w:pPr>
-        <w:ind w:left="4320" w:hanging="360"/>
-      </w:pPr>
-      <w:rPr>
-        <w:u w:val="none"/>
-      </w:rPr>
-    </w:lvl>
-    <w:lvl w:ilvl="6">
-      <w:start w:val="1"/>
-      <w:numFmt w:val="bullet"/>
-      <w:lvlText w:val="▪"/>
-      <w:lvlJc w:val="left"/>
-      <w:pPr>
-        <w:ind w:left="5040" w:hanging="360"/>
-      </w:pPr>
-      <w:rPr>
-        <w:u w:val="none"/>
-      </w:rPr>
-    </w:lvl>
-    <w:lvl w:ilvl="7">
-      <w:start w:val="1"/>
-      <w:numFmt w:val="bullet"/>
-      <w:lvlText w:val="▪"/>
-      <w:lvlJc w:val="left"/>
-      <w:pPr>
-        <w:ind w:left="5760" w:hanging="360"/>
-      </w:pPr>
-      <w:rPr>
-        <w:u w:val="none"/>
-      </w:rPr>
-    </w:lvl>
-    <w:lvl w:ilvl="8">
-      <w:start w:val="1"/>
-      <w:numFmt w:val="bullet"/>
-      <w:lvlText w:val="▪"/>
-      <w:lvlJc w:val="left"/>
-      <w:pPr>
-        <w:ind w:left="6480" w:hanging="360"/>
-      </w:pPr>
-      <w:rPr>
-        <w:u w:val="none"/>
-      </w:rPr>
-    </w:lvl>
-  </w:abstractNum>
-  <w:abstractNum w:abstractNumId="7">
-    <w:lvl w:ilvl="0">
-      <w:start w:val="1"/>
-      <w:numFmt w:val="bullet"/>
-      <w:lvlText w:val="●"/>
-      <w:lvlJc w:val="left"/>
-      <w:pPr>
-        <w:ind w:left="720" w:hanging="360"/>
-      </w:pPr>
-      <w:rPr>
-        <w:u w:val="none"/>
-      </w:rPr>
-    </w:lvl>
-    <w:lvl w:ilvl="1">
-      <w:start w:val="1"/>
-      <w:numFmt w:val="bullet"/>
-      <w:lvlText w:val="o"/>
-      <w:lvlJc w:val="left"/>
-      <w:pPr>
-        <w:ind w:left="1440" w:hanging="360"/>
-      </w:pPr>
-      <w:rPr>
-        <w:u w:val="none"/>
-      </w:rPr>
-    </w:lvl>
-    <w:lvl w:ilvl="2">
-      <w:start w:val="1"/>
-      <w:numFmt w:val="bullet"/>
-      <w:lvlText w:val="▪"/>
-      <w:lvlJc w:val="left"/>
-      <w:pPr>
-        <w:ind w:left="2160" w:hanging="360"/>
-      </w:pPr>
-      <w:rPr>
-        <w:u w:val="none"/>
-      </w:rPr>
-    </w:lvl>
-    <w:lvl w:ilvl="3">
-      <w:start w:val="1"/>
-      <w:numFmt w:val="bullet"/>
-      <w:lvlText w:val="▪"/>
-      <w:lvlJc w:val="left"/>
-      <w:pPr>
-        <w:ind w:left="2880" w:hanging="360"/>
-      </w:pPr>
-      <w:rPr>
-        <w:u w:val="none"/>
-      </w:rPr>
-    </w:lvl>
-    <w:lvl w:ilvl="4">
-      <w:start w:val="1"/>
-      <w:numFmt w:val="bullet"/>
-      <w:lvlText w:val="▪"/>
-      <w:lvlJc w:val="left"/>
-      <w:pPr>
-        <w:ind w:left="3600" w:hanging="360"/>
-      </w:pPr>
-      <w:rPr>
-        <w:u w:val="none"/>
-      </w:rPr>
-    </w:lvl>
-    <w:lvl w:ilvl="5">
-      <w:start w:val="1"/>
-      <w:numFmt w:val="bullet"/>
-      <w:lvlText w:val="▪"/>
-      <w:lvlJc w:val="left"/>
-      <w:pPr>
-        <w:ind w:left="4320" w:hanging="360"/>
-      </w:pPr>
-      <w:rPr>
-        <w:u w:val="none"/>
-      </w:rPr>
-    </w:lvl>
-    <w:lvl w:ilvl="6">
-      <w:start w:val="1"/>
-      <w:numFmt w:val="bullet"/>
-      <w:lvlText w:val="▪"/>
-      <w:lvlJc w:val="left"/>
-      <w:pPr>
-        <w:ind w:left="5040" w:hanging="360"/>
-      </w:pPr>
-      <w:rPr>
-        <w:u w:val="none"/>
-      </w:rPr>
-    </w:lvl>
-    <w:lvl w:ilvl="7">
-      <w:start w:val="1"/>
-      <w:numFmt w:val="bullet"/>
-      <w:lvlText w:val="▪"/>
-      <w:lvlJc w:val="left"/>
-      <w:pPr>
-        <w:ind w:left="5760" w:hanging="360"/>
-      </w:pPr>
-      <w:rPr>
-        <w:u w:val="none"/>
-      </w:rPr>
-    </w:lvl>
-    <w:lvl w:ilvl="8">
-      <w:start w:val="1"/>
-      <w:numFmt w:val="bullet"/>
-      <w:lvlText w:val="▪"/>
-      <w:lvlJc w:val="left"/>
-      <w:pPr>
-        <w:ind w:left="6480" w:hanging="360"/>
-      </w:pPr>
-      <w:rPr>
-        <w:u w:val="none"/>
-      </w:rPr>
-    </w:lvl>
-  </w:abstractNum>
   <w:abstractNum w:abstractNumId="8">
     <w:lvl w:ilvl="0">
       <w:start w:val="1"/>
@@ -6720,7 +7750,7 @@
     <w:lvl w:ilvl="1">
       <w:start w:val="1"/>
       <w:numFmt w:val="bullet"/>
-      <w:lvlText w:val="○"/>
+      <w:lvlText w:val="o"/>
       <w:lvlJc w:val="left"/>
       <w:pPr>
         <w:ind w:left="1440" w:hanging="360"/>
@@ -6732,7 +7762,7 @@
     <w:lvl w:ilvl="2">
       <w:start w:val="1"/>
       <w:numFmt w:val="bullet"/>
-      <w:lvlText w:val="■"/>
+      <w:lvlText w:val="▪"/>
       <w:lvlJc w:val="left"/>
       <w:pPr>
         <w:ind w:left="2160" w:hanging="360"/>
@@ -6744,7 +7774,7 @@
     <w:lvl w:ilvl="3">
       <w:start w:val="1"/>
       <w:numFmt w:val="bullet"/>
-      <w:lvlText w:val="●"/>
+      <w:lvlText w:val="▪"/>
       <w:lvlJc w:val="left"/>
       <w:pPr>
         <w:ind w:left="2880" w:hanging="360"/>
@@ -6756,7 +7786,7 @@
     <w:lvl w:ilvl="4">
       <w:start w:val="1"/>
       <w:numFmt w:val="bullet"/>
-      <w:lvlText w:val="○"/>
+      <w:lvlText w:val="▪"/>
       <w:lvlJc w:val="left"/>
       <w:pPr>
         <w:ind w:left="3600" w:hanging="360"/>
@@ -6768,7 +7798,7 @@
     <w:lvl w:ilvl="5">
       <w:start w:val="1"/>
       <w:numFmt w:val="bullet"/>
-      <w:lvlText w:val="■"/>
+      <w:lvlText w:val="▪"/>
       <w:lvlJc w:val="left"/>
       <w:pPr>
         <w:ind w:left="4320" w:hanging="360"/>
@@ -6780,7 +7810,7 @@
     <w:lvl w:ilvl="6">
       <w:start w:val="1"/>
       <w:numFmt w:val="bullet"/>
-      <w:lvlText w:val="●"/>
+      <w:lvlText w:val="▪"/>
       <w:lvlJc w:val="left"/>
       <w:pPr>
         <w:ind w:left="5040" w:hanging="360"/>
@@ -6792,7 +7822,7 @@
     <w:lvl w:ilvl="7">
       <w:start w:val="1"/>
       <w:numFmt w:val="bullet"/>
-      <w:lvlText w:val="○"/>
+      <w:lvlText w:val="▪"/>
       <w:lvlJc w:val="left"/>
       <w:pPr>
         <w:ind w:left="5760" w:hanging="360"/>
@@ -6804,7 +7834,7 @@
     <w:lvl w:ilvl="8">
       <w:start w:val="1"/>
       <w:numFmt w:val="bullet"/>
-      <w:lvlText w:val="■"/>
+      <w:lvlText w:val="▪"/>
       <w:lvlJc w:val="left"/>
       <w:pPr>
         <w:ind w:left="6480" w:hanging="360"/>
@@ -7268,9 +8298,9 @@
       </w:rPr>
     </w:lvl>
     <w:lvl w:ilvl="1">
-      <w:start w:val="8"/>
-      <w:numFmt w:val="bullet"/>
-      <w:lvlText w:val="-"/>
+      <w:start w:val="1"/>
+      <w:numFmt w:val="bullet"/>
+      <w:lvlText w:val="o"/>
       <w:lvlJc w:val="left"/>
       <w:pPr>
         <w:ind w:left="1440" w:hanging="360"/>
@@ -7406,18 +8436,7 @@
 </w:numbering>
 </file>
 
-<file path=word\settings.xml><?xml version="1.0" encoding="utf-8"?>
-<w:settings xmlns:mc="http://schemas.openxmlformats.org/markup-compatibility/2006" xmlns:o="urn:schemas-microsoft-com:office:office" xmlns:r="http://schemas.openxmlformats.org/officeDocument/2006/relationships" xmlns:m="http://schemas.openxmlformats.org/officeDocument/2006/math" xmlns:v="urn:schemas-microsoft-com:vml" xmlns:wp="http://schemas.openxmlformats.org/drawingml/2006/wordprocessingDrawing" xmlns:w10="urn:schemas-microsoft-com:office:word" xmlns:w="http://schemas.openxmlformats.org/wordprocessingml/2006/main" xmlns:wne="http://schemas.microsoft.com/office/word/2006/wordml" xmlns:sl="http://schemas.openxmlformats.org/schemaLibrary/2006/main" xmlns:a="http://schemas.openxmlformats.org/drawingml/2006/main" xmlns:pic="http://schemas.openxmlformats.org/drawingml/2006/picture" xmlns:c="http://schemas.openxmlformats.org/drawingml/2006/chart" xmlns:lc="http://schemas.openxmlformats.org/drawingml/2006/lockedCanvas" xmlns:dgm="http://schemas.openxmlformats.org/drawingml/2006/diagram" xmlns:wps="http://schemas.microsoft.com/office/word/2010/wordprocessingShape" xmlns:wpg="http://schemas.microsoft.com/office/word/2010/wordprocessingGroup" xmlns:w14="http://schemas.microsoft.com/office/word/2010/wordml" xmlns:w15="http://schemas.microsoft.com/office/word/2012/wordml" xmlns:w16="http://schemas.microsoft.com/office/word/2018/wordml" xmlns:w16cex="http://schemas.microsoft.com/office/word/2018/wordml/cex" xmlns:w16cid="http://schemas.microsoft.com/office/word/2016/wordml/cid" xmlns="http://schemas.microsoft.com/office/tasks/2019/documenttasks" xmlns:cr="http://schemas.microsoft.com/office/comments/2020/reactions">
-  <w:embedTrueTypeFonts w:val="1"/>
-  <w:defaultTabStop w:val="720"/>
-  <w:compat>
-    <w:compatSetting w:val="15" w:name="compatibilityMode" w:uri="http://schemas.microsoft.com/office/word"/>
-  </w:compat>
-  <w:clrSchemeMapping w:bg1="light1" w:t1="dark1" w:bg2="light2" w:t2="dark2" w:accent1="accent1" w:accent2="accent2" w:accent3="accent3" w:accent4="accent4" w:accent5="accent5" w:accent6="accent6" w:hyperlink="hyperlink" w:followedHyperlink="followedHyperlink"/>
-</w:settings>
-</file>
-
-<file path=word\styles.xml><?xml version="1.0" encoding="utf-8"?>
+<file path=word/styles.xml><?xml version="1.0" encoding="utf-8"?>
 <w:styles xmlns:mc="http://schemas.openxmlformats.org/markup-compatibility/2006" xmlns:o="urn:schemas-microsoft-com:office:office" xmlns:r="http://schemas.openxmlformats.org/officeDocument/2006/relationships" xmlns:m="http://schemas.openxmlformats.org/officeDocument/2006/math" xmlns:v="urn:schemas-microsoft-com:vml" xmlns:wp="http://schemas.openxmlformats.org/drawingml/2006/wordprocessingDrawing" xmlns:w10="urn:schemas-microsoft-com:office:word" xmlns:w="http://schemas.openxmlformats.org/wordprocessingml/2006/main" xmlns:wne="http://schemas.microsoft.com/office/word/2006/wordml" xmlns:sl="http://schemas.openxmlformats.org/schemaLibrary/2006/main" xmlns:a="http://schemas.openxmlformats.org/drawingml/2006/main" xmlns:pic="http://schemas.openxmlformats.org/drawingml/2006/picture" xmlns:c="http://schemas.openxmlformats.org/drawingml/2006/chart" xmlns:lc="http://schemas.openxmlformats.org/drawingml/2006/lockedCanvas" xmlns:dgm="http://schemas.openxmlformats.org/drawingml/2006/diagram" xmlns:wps="http://schemas.microsoft.com/office/word/2010/wordprocessingShape" xmlns:wpg="http://schemas.microsoft.com/office/word/2010/wordprocessingGroup" xmlns:w14="http://schemas.microsoft.com/office/word/2010/wordml" xmlns:w15="http://schemas.microsoft.com/office/word/2012/wordml" xmlns:w16="http://schemas.microsoft.com/office/word/2018/wordml" xmlns:w16cex="http://schemas.microsoft.com/office/word/2018/wordml/cex" xmlns:w16cid="http://schemas.microsoft.com/office/word/2016/wordml/cid" xmlns="http://schemas.microsoft.com/office/tasks/2019/documenttasks" xmlns:cr="http://schemas.microsoft.com/office/comments/2020/reactions">
   <w:docDefaults>
     <w:rPrDefault>
@@ -7735,7 +8754,7 @@
 </w:styles>
 </file>
 
-<file path=word\theme\theme1.xml><?xml version="1.0" encoding="utf-8"?>
+<file path=word/theme/theme1.xml><?xml version="1.0" encoding="utf-8"?>
 <a:theme xmlns:a="http://schemas.openxmlformats.org/drawingml/2006/main" name="Office Theme">
   <a:themeElements>
     <a:clrScheme name="Office">
@@ -8053,4 +9072,19 @@
   </a:objectDefaults>
   <a:extraClrSchemeLst/>
 </a:theme>
+</file>
+
+<file path=customXML/item1.xml><?xml version="1.0" encoding="utf-8"?>
+<go:gDocsCustomXmlDataStorage xmlns:go="http://customooxmlschemas.google.com/" xmlns:r="http://schemas.openxmlformats.org/officeDocument/2006/relationships" uri="GoogleDocsCustomDataVersion2">
+  <go:docsCustomData xmlns:go="http://customooxmlschemas.google.com/" roundtripDataSignature="AMtx7mgN46yRj2AW+ngOLWvSJN+YDKowGA==">CgMxLjAyDmguNmQ1bjhmanZhbnNuOAByITFIXzlZUGdPS2xuOVA2ckpnTDVzaWFPS19TZDJheG12VQ==</go:docsCustomData>
+</go:gDocsCustomXmlDataStorage>
+</file>
+
+<file path=customXML/itemProps1.xml><?xml version="1.0" encoding="utf-8"?>
+<ds:datastoreItem xmlns:ds="http://schemas.openxmlformats.org/officeDocument/2006/customXml" ds:itemID="{11111111-1234-1234-1234-123412341234}">
+  <ds:schemaRefs>
+    <ds:schemaRef ds:uri="http://schemas.openxmlformats.org/officeDocument/2006/relationships"/>
+    <ds:schemaRef ds:uri="http://customooxmlschemas.google.com/"/>
+  </ds:schemaRefs>
+</ds:datastoreItem>
 </file>